--- a/日本行程表-2026.09.23-29.docx
+++ b/日本行程表-2026.09.23-29.docx
@@ -671,6 +671,133 @@
                 <w:sz w:val="18"/>
                 <w:szCs w:val="18"/>
               </w:rPr>
+              <w:t xml:space="preserve">11:20</w:t>
+            </w:r>
+          </w:p>
+        </w:tc>
+        <w:tc>
+          <w:tcPr>
+            <w:tcW w:type="dxa" w:w="620"/>
+            <w:tcBorders>
+              <w:top w:val="single" w:color="E4DBCB" w:sz="4"/>
+              <w:left w:val="single" w:color="E4DBCB" w:sz="4"/>
+              <w:bottom w:val="single" w:color="E4DBCB" w:sz="4"/>
+              <w:right w:val="single" w:color="E4DBCB" w:sz="4"/>
+            </w:tcBorders>
+            <w:tcMar>
+              <w:top w:type="dxa" w:w="70"/>
+              <w:left w:type="dxa" w:w="110"/>
+              <w:bottom w:type="dxa" w:w="70"/>
+              <w:right w:type="dxa" w:w="110"/>
+            </w:tcMar>
+          </w:tcPr>
+          <w:p>
+            <w:pPr>
+              <w:spacing w:after="0" w:line="276"/>
+              <w:jc w:val="center"/>
+            </w:pPr>
+            <w:r>
+              <w:rPr>
+                <w:rFonts w:ascii="游ゴシック" w:cs="游ゴシック" w:eastAsia="游ゴシック" w:hAnsi="游ゴシック"/>
+                <w:color w:val="5A5249"/>
+                <w:sz w:val="18"/>
+                <w:szCs w:val="18"/>
+              </w:rPr>
+              <w:t xml:space="preserve">○</w:t>
+            </w:r>
+          </w:p>
+        </w:tc>
+        <w:tc>
+          <w:tcPr>
+            <w:tcW w:type="dxa" w:w="4400"/>
+            <w:tcBorders>
+              <w:top w:val="single" w:color="E4DBCB" w:sz="4"/>
+              <w:left w:val="single" w:color="E4DBCB" w:sz="4"/>
+              <w:bottom w:val="single" w:color="E4DBCB" w:sz="4"/>
+              <w:right w:val="single" w:color="E4DBCB" w:sz="4"/>
+            </w:tcBorders>
+            <w:tcMar>
+              <w:top w:type="dxa" w:w="70"/>
+              <w:left w:type="dxa" w:w="110"/>
+              <w:bottom w:type="dxa" w:w="70"/>
+              <w:right w:type="dxa" w:w="110"/>
+            </w:tcMar>
+          </w:tcPr>
+          <w:p>
+            <w:pPr>
+              <w:spacing w:after="0" w:line="276"/>
+            </w:pPr>
+            <w:r>
+              <w:rPr>
+                <w:rFonts w:ascii="游ゴシック" w:cs="游ゴシック" w:eastAsia="游ゴシック" w:hAnsi="游ゴシック"/>
+                <w:color w:val="2B2B2B"/>
+                <w:sz w:val="18"/>
+                <w:szCs w:val="18"/>
+              </w:rPr>
+              <w:t xml:space="preserve">機場買午餐帶上車</w:t>
+            </w:r>
+          </w:p>
+        </w:tc>
+        <w:tc>
+          <w:tcPr>
+            <w:tcW w:type="dxa" w:w="2906"/>
+            <w:tcBorders>
+              <w:top w:val="single" w:color="E4DBCB" w:sz="4"/>
+              <w:left w:val="single" w:color="E4DBCB" w:sz="4"/>
+              <w:bottom w:val="single" w:color="E4DBCB" w:sz="4"/>
+              <w:right w:val="single" w:color="E4DBCB" w:sz="4"/>
+            </w:tcBorders>
+            <w:tcMar>
+              <w:top w:type="dxa" w:w="70"/>
+              <w:left w:type="dxa" w:w="110"/>
+              <w:bottom w:type="dxa" w:w="70"/>
+              <w:right w:type="dxa" w:w="110"/>
+            </w:tcMar>
+          </w:tcPr>
+          <w:p>
+            <w:pPr>
+              <w:spacing w:after="0" w:line="264"/>
+            </w:pPr>
+            <w:r>
+              <w:rPr>
+                <w:rFonts w:ascii="游ゴシック" w:cs="游ゴシック" w:eastAsia="游ゴシック" w:hAnsi="游ゴシック"/>
+                <w:color w:val="5A5249"/>
+                <w:sz w:val="16"/>
+                <w:szCs w:val="16"/>
+              </w:rPr>
+              <w:t xml:space="preserve">入境後到上車只有 15 分，午餐在 KIX 解決</w:t>
+            </w:r>
+          </w:p>
+        </w:tc>
+      </w:tr>
+      <w:tr>
+        <w:tc>
+          <w:tcPr>
+            <w:tcW w:type="dxa" w:w="1100"/>
+            <w:tcBorders>
+              <w:top w:val="single" w:color="E4DBCB" w:sz="4"/>
+              <w:left w:val="single" w:color="E4DBCB" w:sz="4"/>
+              <w:bottom w:val="single" w:color="E4DBCB" w:sz="4"/>
+              <w:right w:val="single" w:color="E4DBCB" w:sz="4"/>
+            </w:tcBorders>
+            <w:tcMar>
+              <w:top w:type="dxa" w:w="70"/>
+              <w:left w:type="dxa" w:w="110"/>
+              <w:bottom w:type="dxa" w:w="70"/>
+              <w:right w:type="dxa" w:w="110"/>
+            </w:tcMar>
+          </w:tcPr>
+          <w:p>
+            <w:pPr>
+              <w:spacing w:after="0" w:line="276"/>
+            </w:pPr>
+            <w:r>
+              <w:rPr>
+                <w:rFonts w:ascii="游ゴシック" w:cs="游ゴシック" w:eastAsia="游ゴシック" w:hAnsi="游ゴシック"/>
+                <w:color w:val="2B2B2B"/>
+                <w:sz w:val="18"/>
+                <w:szCs w:val="18"/>
+              </w:rPr>
               <w:t xml:space="preserve">11:25</w:t>
             </w:r>
           </w:p>
@@ -1818,7 +1945,7 @@
                 <w:sz w:val="18"/>
                 <w:szCs w:val="18"/>
               </w:rPr>
-              <w:t xml:space="preserve">名古屋城 大盆踊り大会</w:t>
+              <w:t xml:space="preserve">名古屋城 大盆踊り大会（晚餐吃屋台）</w:t>
             </w:r>
           </w:p>
         </w:tc>
@@ -1849,7 +1976,7 @@
                 <w:sz w:val="16"/>
                 <w:szCs w:val="16"/>
               </w:rPr>
-              <w:t xml:space="preserve">17:30–19:10，18:00 平針木遣り音頭，需入城料</w:t>
+              <w:t xml:space="preserve">17:30–19:10。晚餐直接在城內屋台解決：手羽先唐揚げ、みそかつ串、名古屋コーチン唐揚げ。18:00 平針木遣り音頭</w:t>
             </w:r>
           </w:p>
         </w:tc>
@@ -2072,7 +2199,7 @@
                 <w:sz w:val="18"/>
                 <w:szCs w:val="18"/>
               </w:rPr>
-              <w:t xml:space="preserve">回名古屋站附近晚餐</w:t>
+              <w:t xml:space="preserve">回飯店</w:t>
             </w:r>
           </w:p>
         </w:tc>
@@ -2103,7 +2230,7 @@
                 <w:sz w:val="16"/>
                 <w:szCs w:val="16"/>
               </w:rPr>
-              <w:t xml:space="preserve"/>
+              <w:t xml:space="preserve">晚餐已在城內屋台吃過</w:t>
             </w:r>
           </w:p>
         </w:tc>
@@ -2537,6 +2664,133 @@
                 <w:sz w:val="18"/>
                 <w:szCs w:val="18"/>
               </w:rPr>
+              <w:t xml:space="preserve">07:30</w:t>
+            </w:r>
+          </w:p>
+        </w:tc>
+        <w:tc>
+          <w:tcPr>
+            <w:tcW w:type="dxa" w:w="620"/>
+            <w:tcBorders>
+              <w:top w:val="single" w:color="E4DBCB" w:sz="4"/>
+              <w:left w:val="single" w:color="E4DBCB" w:sz="4"/>
+              <w:bottom w:val="single" w:color="E4DBCB" w:sz="4"/>
+              <w:right w:val="single" w:color="E4DBCB" w:sz="4"/>
+            </w:tcBorders>
+            <w:tcMar>
+              <w:top w:type="dxa" w:w="70"/>
+              <w:left w:type="dxa" w:w="110"/>
+              <w:bottom w:type="dxa" w:w="70"/>
+              <w:right w:type="dxa" w:w="110"/>
+            </w:tcMar>
+          </w:tcPr>
+          <w:p>
+            <w:pPr>
+              <w:spacing w:after="0" w:line="276"/>
+              <w:jc w:val="center"/>
+            </w:pPr>
+            <w:r>
+              <w:rPr>
+                <w:rFonts w:ascii="游ゴシック" w:cs="游ゴシック" w:eastAsia="游ゴシック" w:hAnsi="游ゴシック"/>
+                <w:color w:val="5A5249"/>
+                <w:sz w:val="18"/>
+                <w:szCs w:val="18"/>
+              </w:rPr>
+              <w:t xml:space="preserve">○</w:t>
+            </w:r>
+          </w:p>
+        </w:tc>
+        <w:tc>
+          <w:tcPr>
+            <w:tcW w:type="dxa" w:w="4400"/>
+            <w:tcBorders>
+              <w:top w:val="single" w:color="E4DBCB" w:sz="4"/>
+              <w:left w:val="single" w:color="E4DBCB" w:sz="4"/>
+              <w:bottom w:val="single" w:color="E4DBCB" w:sz="4"/>
+              <w:right w:val="single" w:color="E4DBCB" w:sz="4"/>
+            </w:tcBorders>
+            <w:tcMar>
+              <w:top w:type="dxa" w:w="70"/>
+              <w:left w:type="dxa" w:w="110"/>
+              <w:bottom w:type="dxa" w:w="70"/>
+              <w:right w:type="dxa" w:w="110"/>
+            </w:tcMar>
+          </w:tcPr>
+          <w:p>
+            <w:pPr>
+              <w:spacing w:after="0" w:line="276"/>
+            </w:pPr>
+            <w:r>
+              <w:rPr>
+                <w:rFonts w:ascii="游ゴシック" w:cs="游ゴシック" w:eastAsia="游ゴシック" w:hAnsi="游ゴシック"/>
+                <w:color w:val="2B2B2B"/>
+                <w:sz w:val="18"/>
+                <w:szCs w:val="18"/>
+              </w:rPr>
+              <w:t xml:space="preserve">超商早餐</w:t>
+            </w:r>
+          </w:p>
+        </w:tc>
+        <w:tc>
+          <w:tcPr>
+            <w:tcW w:type="dxa" w:w="2906"/>
+            <w:tcBorders>
+              <w:top w:val="single" w:color="E4DBCB" w:sz="4"/>
+              <w:left w:val="single" w:color="E4DBCB" w:sz="4"/>
+              <w:bottom w:val="single" w:color="E4DBCB" w:sz="4"/>
+              <w:right w:val="single" w:color="E4DBCB" w:sz="4"/>
+            </w:tcBorders>
+            <w:tcMar>
+              <w:top w:type="dxa" w:w="70"/>
+              <w:left w:type="dxa" w:w="110"/>
+              <w:bottom w:type="dxa" w:w="70"/>
+              <w:right w:type="dxa" w:w="110"/>
+            </w:tcMar>
+          </w:tcPr>
+          <w:p>
+            <w:pPr>
+              <w:spacing w:after="0" w:line="264"/>
+            </w:pPr>
+            <w:r>
+              <w:rPr>
+                <w:rFonts w:ascii="游ゴシック" w:cs="游ゴシック" w:eastAsia="游ゴシック" w:hAnsi="游ゴシック"/>
+                <w:color w:val="5A5249"/>
+                <w:sz w:val="16"/>
+                <w:szCs w:val="16"/>
+              </w:rPr>
+              <w:t xml:space="preserve">VIA INN 1F 早餐 6:30 開始，看方案有沒有含</w:t>
+            </w:r>
+          </w:p>
+        </w:tc>
+      </w:tr>
+      <w:tr>
+        <w:tc>
+          <w:tcPr>
+            <w:tcW w:type="dxa" w:w="1100"/>
+            <w:tcBorders>
+              <w:top w:val="single" w:color="E4DBCB" w:sz="4"/>
+              <w:left w:val="single" w:color="E4DBCB" w:sz="4"/>
+              <w:bottom w:val="single" w:color="E4DBCB" w:sz="4"/>
+              <w:right w:val="single" w:color="E4DBCB" w:sz="4"/>
+            </w:tcBorders>
+            <w:tcMar>
+              <w:top w:type="dxa" w:w="70"/>
+              <w:left w:type="dxa" w:w="110"/>
+              <w:bottom w:type="dxa" w:w="70"/>
+              <w:right w:type="dxa" w:w="110"/>
+            </w:tcMar>
+          </w:tcPr>
+          <w:p>
+            <w:pPr>
+              <w:spacing w:after="0" w:line="276"/>
+            </w:pPr>
+            <w:r>
+              <w:rPr>
+                <w:rFonts w:ascii="游ゴシック" w:cs="游ゴシック" w:eastAsia="游ゴシック" w:hAnsi="游ゴシック"/>
+                <w:color w:val="2B2B2B"/>
+                <w:sz w:val="18"/>
+                <w:szCs w:val="18"/>
+              </w:rPr>
               <w:t xml:space="preserve">07:55</w:t>
             </w:r>
           </w:p>
@@ -3370,7 +3624,7 @@
                 <w:sz w:val="18"/>
                 <w:szCs w:val="18"/>
               </w:rPr>
-              <w:t xml:space="preserve">うな富士 名古屋駅太閤口店 晚餐</w:t>
+              <w:t xml:space="preserve">うな富士 太閤口店（上ひつまぶし）</w:t>
             </w:r>
           </w:p>
         </w:tc>
@@ -3933,7 +4187,7 @@
                 <w:sz w:val="18"/>
                 <w:szCs w:val="18"/>
               </w:rPr>
-              <w:t xml:space="preserve">Bucyo Coffee 早餐</w:t>
+              <w:t xml:space="preserve">Bucyo Coffee 早餐（小倉トースト）</w:t>
             </w:r>
           </w:p>
         </w:tc>
@@ -4695,7 +4949,7 @@
                 <w:sz w:val="18"/>
                 <w:szCs w:val="18"/>
               </w:rPr>
-              <w:t xml:space="preserve">ロッキンロビン 大須店 午餐</w:t>
+              <w:t xml:space="preserve">Rockin' Robin 大須店（ミニバーガー）</w:t>
             </w:r>
           </w:p>
         </w:tc>
@@ -5461,7 +5715,7 @@
                 <w:sz w:val="18"/>
                 <w:szCs w:val="18"/>
               </w:rPr>
-              <w:t xml:space="preserve">栄晚餐</w:t>
+              <w:t xml:space="preserve">札幌スープカリー SUGOMI（湯咖哩）</w:t>
             </w:r>
           </w:p>
         </w:tc>
@@ -5492,7 +5746,7 @@
                 <w:sz w:val="16"/>
                 <w:szCs w:val="16"/>
               </w:rPr>
-              <w:t xml:space="preserve"/>
+              <w:t xml:space="preserve">～19:40。PARCO 西館 7F，逛完直接上樓</w:t>
             </w:r>
           </w:p>
         </w:tc>
@@ -5979,6 +6233,37 @@
           <w:szCs w:val="17"/>
         </w:rPr>
         <w:t xml:space="preserve">・約 21:00 打烊</w:t>
+      </w:r>
+    </w:p>
+    <w:p>
+      <w:pPr>
+        <w:spacing w:after="40" w:before="0" w:line="288"/>
+      </w:pPr>
+      <w:r>
+        <w:rPr>
+          <w:rFonts w:ascii="游ゴシック" w:cs="游ゴシック" w:eastAsia="游ゴシック" w:hAnsi="游ゴシック"/>
+          <w:b/>
+          <w:bCs/>
+          <w:color w:val="2B2B2B"/>
+          <w:sz w:val="18"/>
+          <w:szCs w:val="18"/>
+        </w:rPr>
+        <w:t xml:space="preserve">札幌スープカリー SUGOMI 名古屋パルコ店</w:t>
+      </w:r>
+    </w:p>
+    <w:p>
+      <w:pPr>
+        <w:spacing w:after="30" w:before="0" w:line="288"/>
+        <w:ind w:left="240"/>
+      </w:pPr>
+      <w:r>
+        <w:rPr>
+          <w:rFonts w:ascii="游ゴシック" w:cs="游ゴシック" w:eastAsia="游ゴシック" w:hAnsi="游ゴシック"/>
+          <w:color w:val="5A5249"/>
+          <w:sz w:val="17"/>
+          <w:szCs w:val="17"/>
+        </w:rPr>
+        <w:t xml:space="preserve">・11:00–22:00（L.O. 21:00，另有資料寫 21:30 打烊）</w:t>
       </w:r>
     </w:p>
     <w:p>
@@ -7839,6 +8124,133 @@
           </w:p>
         </w:tc>
       </w:tr>
+      <w:tr>
+        <w:tc>
+          <w:tcPr>
+            <w:tcW w:type="dxa" w:w="1100"/>
+            <w:tcBorders>
+              <w:top w:val="single" w:color="E4DBCB" w:sz="4"/>
+              <w:left w:val="single" w:color="E4DBCB" w:sz="4"/>
+              <w:bottom w:val="single" w:color="E4DBCB" w:sz="4"/>
+              <w:right w:val="single" w:color="E4DBCB" w:sz="4"/>
+            </w:tcBorders>
+            <w:tcMar>
+              <w:top w:type="dxa" w:w="70"/>
+              <w:left w:type="dxa" w:w="110"/>
+              <w:bottom w:type="dxa" w:w="70"/>
+              <w:right w:type="dxa" w:w="110"/>
+            </w:tcMar>
+          </w:tcPr>
+          <w:p>
+            <w:pPr>
+              <w:spacing w:after="0" w:line="276"/>
+            </w:pPr>
+            <w:r>
+              <w:rPr>
+                <w:rFonts w:ascii="游ゴシック" w:cs="游ゴシック" w:eastAsia="游ゴシック" w:hAnsi="游ゴシック"/>
+                <w:color w:val="2B2B2B"/>
+                <w:sz w:val="18"/>
+                <w:szCs w:val="18"/>
+              </w:rPr>
+              <w:t xml:space="preserve">18:30</w:t>
+            </w:r>
+          </w:p>
+        </w:tc>
+        <w:tc>
+          <w:tcPr>
+            <w:tcW w:type="dxa" w:w="620"/>
+            <w:tcBorders>
+              <w:top w:val="single" w:color="E4DBCB" w:sz="4"/>
+              <w:left w:val="single" w:color="E4DBCB" w:sz="4"/>
+              <w:bottom w:val="single" w:color="E4DBCB" w:sz="4"/>
+              <w:right w:val="single" w:color="E4DBCB" w:sz="4"/>
+            </w:tcBorders>
+            <w:tcMar>
+              <w:top w:type="dxa" w:w="70"/>
+              <w:left w:type="dxa" w:w="110"/>
+              <w:bottom w:type="dxa" w:w="70"/>
+              <w:right w:type="dxa" w:w="110"/>
+            </w:tcMar>
+          </w:tcPr>
+          <w:p>
+            <w:pPr>
+              <w:spacing w:after="0" w:line="276"/>
+              <w:jc w:val="center"/>
+            </w:pPr>
+            <w:r>
+              <w:rPr>
+                <w:rFonts w:ascii="游ゴシック" w:cs="游ゴシック" w:eastAsia="游ゴシック" w:hAnsi="游ゴシック"/>
+                <w:color w:val="5A5249"/>
+                <w:sz w:val="18"/>
+                <w:szCs w:val="18"/>
+              </w:rPr>
+              <w:t xml:space="preserve">○</w:t>
+            </w:r>
+          </w:p>
+        </w:tc>
+        <w:tc>
+          <w:tcPr>
+            <w:tcW w:type="dxa" w:w="4400"/>
+            <w:tcBorders>
+              <w:top w:val="single" w:color="E4DBCB" w:sz="4"/>
+              <w:left w:val="single" w:color="E4DBCB" w:sz="4"/>
+              <w:bottom w:val="single" w:color="E4DBCB" w:sz="4"/>
+              <w:right w:val="single" w:color="E4DBCB" w:sz="4"/>
+            </w:tcBorders>
+            <w:tcMar>
+              <w:top w:type="dxa" w:w="70"/>
+              <w:left w:type="dxa" w:w="110"/>
+              <w:bottom w:type="dxa" w:w="70"/>
+              <w:right w:type="dxa" w:w="110"/>
+            </w:tcMar>
+          </w:tcPr>
+          <w:p>
+            <w:pPr>
+              <w:spacing w:after="0" w:line="276"/>
+            </w:pPr>
+            <w:r>
+              <w:rPr>
+                <w:rFonts w:ascii="游ゴシック" w:cs="游ゴシック" w:eastAsia="游ゴシック" w:hAnsi="游ゴシック"/>
+                <w:color w:val="2B2B2B"/>
+                <w:sz w:val="18"/>
+                <w:szCs w:val="18"/>
+              </w:rPr>
+              <w:t xml:space="preserve">舞家晚餐</w:t>
+            </w:r>
+          </w:p>
+        </w:tc>
+        <w:tc>
+          <w:tcPr>
+            <w:tcW w:type="dxa" w:w="2906"/>
+            <w:tcBorders>
+              <w:top w:val="single" w:color="E4DBCB" w:sz="4"/>
+              <w:left w:val="single" w:color="E4DBCB" w:sz="4"/>
+              <w:bottom w:val="single" w:color="E4DBCB" w:sz="4"/>
+              <w:right w:val="single" w:color="E4DBCB" w:sz="4"/>
+            </w:tcBorders>
+            <w:tcMar>
+              <w:top w:type="dxa" w:w="70"/>
+              <w:left w:type="dxa" w:w="110"/>
+              <w:bottom w:type="dxa" w:w="70"/>
+              <w:right w:type="dxa" w:w="110"/>
+            </w:tcMar>
+          </w:tcPr>
+          <w:p>
+            <w:pPr>
+              <w:spacing w:after="0" w:line="264"/>
+            </w:pPr>
+            <w:r>
+              <w:rPr>
+                <w:rFonts w:ascii="游ゴシック" w:cs="游ゴシック" w:eastAsia="游ゴシック" w:hAnsi="游ゴシック"/>
+                <w:color w:val="5A5249"/>
+                <w:sz w:val="16"/>
+                <w:szCs w:val="16"/>
+              </w:rPr>
+              <w:t xml:space="preserve"/>
+            </w:r>
+          </w:p>
+        </w:tc>
+      </w:tr>
     </w:tbl>
     <w:p>
       <w:pPr>
@@ -8206,6 +8618,133 @@
                 <w:sz w:val="18"/>
                 <w:szCs w:val="18"/>
               </w:rPr>
+              <w:t xml:space="preserve">09:00</w:t>
+            </w:r>
+          </w:p>
+        </w:tc>
+        <w:tc>
+          <w:tcPr>
+            <w:tcW w:type="dxa" w:w="620"/>
+            <w:tcBorders>
+              <w:top w:val="single" w:color="E4DBCB" w:sz="4"/>
+              <w:left w:val="single" w:color="E4DBCB" w:sz="4"/>
+              <w:bottom w:val="single" w:color="E4DBCB" w:sz="4"/>
+              <w:right w:val="single" w:color="E4DBCB" w:sz="4"/>
+            </w:tcBorders>
+            <w:tcMar>
+              <w:top w:type="dxa" w:w="70"/>
+              <w:left w:type="dxa" w:w="110"/>
+              <w:bottom w:type="dxa" w:w="70"/>
+              <w:right w:type="dxa" w:w="110"/>
+            </w:tcMar>
+          </w:tcPr>
+          <w:p>
+            <w:pPr>
+              <w:spacing w:after="0" w:line="276"/>
+              <w:jc w:val="center"/>
+            </w:pPr>
+            <w:r>
+              <w:rPr>
+                <w:rFonts w:ascii="游ゴシック" w:cs="游ゴシック" w:eastAsia="游ゴシック" w:hAnsi="游ゴシック"/>
+                <w:color w:val="5A5249"/>
+                <w:sz w:val="18"/>
+                <w:szCs w:val="18"/>
+              </w:rPr>
+              <w:t xml:space="preserve">○</w:t>
+            </w:r>
+          </w:p>
+        </w:tc>
+        <w:tc>
+          <w:tcPr>
+            <w:tcW w:type="dxa" w:w="4400"/>
+            <w:tcBorders>
+              <w:top w:val="single" w:color="E4DBCB" w:sz="4"/>
+              <w:left w:val="single" w:color="E4DBCB" w:sz="4"/>
+              <w:bottom w:val="single" w:color="E4DBCB" w:sz="4"/>
+              <w:right w:val="single" w:color="E4DBCB" w:sz="4"/>
+            </w:tcBorders>
+            <w:tcMar>
+              <w:top w:type="dxa" w:w="70"/>
+              <w:left w:type="dxa" w:w="110"/>
+              <w:bottom w:type="dxa" w:w="70"/>
+              <w:right w:type="dxa" w:w="110"/>
+            </w:tcMar>
+          </w:tcPr>
+          <w:p>
+            <w:pPr>
+              <w:spacing w:after="0" w:line="276"/>
+            </w:pPr>
+            <w:r>
+              <w:rPr>
+                <w:rFonts w:ascii="游ゴシック" w:cs="游ゴシック" w:eastAsia="游ゴシック" w:hAnsi="游ゴシック"/>
+                <w:color w:val="2B2B2B"/>
+                <w:sz w:val="18"/>
+                <w:szCs w:val="18"/>
+              </w:rPr>
+              <w:t xml:space="preserve">舞家早餐</w:t>
+            </w:r>
+          </w:p>
+        </w:tc>
+        <w:tc>
+          <w:tcPr>
+            <w:tcW w:type="dxa" w:w="2906"/>
+            <w:tcBorders>
+              <w:top w:val="single" w:color="E4DBCB" w:sz="4"/>
+              <w:left w:val="single" w:color="E4DBCB" w:sz="4"/>
+              <w:bottom w:val="single" w:color="E4DBCB" w:sz="4"/>
+              <w:right w:val="single" w:color="E4DBCB" w:sz="4"/>
+            </w:tcBorders>
+            <w:tcMar>
+              <w:top w:type="dxa" w:w="70"/>
+              <w:left w:type="dxa" w:w="110"/>
+              <w:bottom w:type="dxa" w:w="70"/>
+              <w:right w:type="dxa" w:w="110"/>
+            </w:tcMar>
+          </w:tcPr>
+          <w:p>
+            <w:pPr>
+              <w:spacing w:after="0" w:line="264"/>
+            </w:pPr>
+            <w:r>
+              <w:rPr>
+                <w:rFonts w:ascii="游ゴシック" w:cs="游ゴシック" w:eastAsia="游ゴシック" w:hAnsi="游ゴシック"/>
+                <w:color w:val="5A5249"/>
+                <w:sz w:val="16"/>
+                <w:szCs w:val="16"/>
+              </w:rPr>
+              <w:t xml:space="preserve"/>
+            </w:r>
+          </w:p>
+        </w:tc>
+      </w:tr>
+      <w:tr>
+        <w:tc>
+          <w:tcPr>
+            <w:tcW w:type="dxa" w:w="1100"/>
+            <w:tcBorders>
+              <w:top w:val="single" w:color="E4DBCB" w:sz="4"/>
+              <w:left w:val="single" w:color="E4DBCB" w:sz="4"/>
+              <w:bottom w:val="single" w:color="E4DBCB" w:sz="4"/>
+              <w:right w:val="single" w:color="E4DBCB" w:sz="4"/>
+            </w:tcBorders>
+            <w:tcMar>
+              <w:top w:type="dxa" w:w="70"/>
+              <w:left w:type="dxa" w:w="110"/>
+              <w:bottom w:type="dxa" w:w="70"/>
+              <w:right w:type="dxa" w:w="110"/>
+            </w:tcMar>
+          </w:tcPr>
+          <w:p>
+            <w:pPr>
+              <w:spacing w:after="0" w:line="276"/>
+            </w:pPr>
+            <w:r>
+              <w:rPr>
+                <w:rFonts w:ascii="游ゴシック" w:cs="游ゴシック" w:eastAsia="游ゴシック" w:hAnsi="游ゴシック"/>
+                <w:color w:val="2B2B2B"/>
+                <w:sz w:val="18"/>
+                <w:szCs w:val="18"/>
+              </w:rPr>
               <w:t xml:space="preserve">10:30</w:t>
             </w:r>
           </w:p>
@@ -9504,11 +10043,13 @@
             <w:r>
               <w:rPr>
                 <w:rFonts w:ascii="游ゴシック" w:cs="游ゴシック" w:eastAsia="游ゴシック" w:hAnsi="游ゴシック"/>
-                <w:color w:val="2B2B2B"/>
-                <w:sz w:val="18"/>
-                <w:szCs w:val="18"/>
-              </w:rPr>
-              <w:t xml:space="preserve">19:50</w:t>
+                <w:b/>
+                <w:bCs/>
+                <w:color w:val="A84836"/>
+                <w:sz w:val="18"/>
+                <w:szCs w:val="18"/>
+              </w:rPr>
+              <w:t xml:space="preserve">19:30</w:t>
             </w:r>
           </w:p>
         </w:tc>
@@ -9536,11 +10077,11 @@
             <w:r>
               <w:rPr>
                 <w:rFonts w:ascii="游ゴシック" w:cs="游ゴシック" w:eastAsia="游ゴシック" w:hAnsi="游ゴシック"/>
-                <w:color w:val="5A5249"/>
-                <w:sz w:val="18"/>
-                <w:szCs w:val="18"/>
-              </w:rPr>
-              <w:t xml:space="preserve">○</w:t>
+                <w:color w:val="A84836"/>
+                <w:sz w:val="18"/>
+                <w:szCs w:val="18"/>
+              </w:rPr>
+              <w:t xml:space="preserve">★</w:t>
             </w:r>
           </w:p>
         </w:tc>
@@ -9567,11 +10108,13 @@
             <w:r>
               <w:rPr>
                 <w:rFonts w:ascii="游ゴシック" w:cs="游ゴシック" w:eastAsia="游ゴシック" w:hAnsi="游ゴシック"/>
-                <w:color w:val="2B2B2B"/>
-                <w:sz w:val="18"/>
-                <w:szCs w:val="18"/>
-              </w:rPr>
-              <w:t xml:space="preserve">蒲田 → 大井町 20:05</w:t>
+                <w:b/>
+                <w:bCs/>
+                <w:color w:val="2B2B2B"/>
+                <w:sz w:val="18"/>
+                <w:szCs w:val="18"/>
+              </w:rPr>
+              <w:t xml:space="preserve">你好 恵馨閣（羽根つき餃子）</w:t>
             </w:r>
           </w:p>
         </w:tc>
@@ -9602,9 +10145,122 @@
                 <w:sz w:val="16"/>
                 <w:szCs w:val="16"/>
               </w:rPr>
-              <w:t xml:space="preserve">時間依散場而定。中途在品川下車取回行李，再搭一站</w:t>
-            </w:r>
-          </w:p>
+              <w:t xml:space="preserve">暫定。開到 24:00，散場多晚都吃得到。車站徒步 3 分，跟會場同一側</w:t>
+            </w:r>
+          </w:p>
+        </w:tc>
+      </w:tr>
+      <w:tr>
+        <w:tc>
+          <w:tcPr>
+            <w:tcW w:type="dxa" w:w="1100"/>
+            <w:tcBorders>
+              <w:top w:val="single" w:color="E4DBCB" w:sz="4"/>
+              <w:left w:val="single" w:color="E4DBCB" w:sz="4"/>
+              <w:bottom w:val="single" w:color="E4DBCB" w:sz="4"/>
+              <w:right w:val="single" w:color="E4DBCB" w:sz="4"/>
+            </w:tcBorders>
+            <w:tcMar>
+              <w:top w:type="dxa" w:w="70"/>
+              <w:left w:type="dxa" w:w="110"/>
+              <w:bottom w:type="dxa" w:w="70"/>
+              <w:right w:type="dxa" w:w="110"/>
+            </w:tcMar>
+          </w:tcPr>
+          <w:p>
+            <w:pPr>
+              <w:spacing w:after="0" w:line="276"/>
+            </w:pPr>
+            <w:r>
+              <w:rPr>
+                <w:rFonts w:ascii="游ゴシック" w:cs="游ゴシック" w:eastAsia="游ゴシック" w:hAnsi="游ゴシック"/>
+                <w:color w:val="2B2B2B"/>
+                <w:sz w:val="18"/>
+                <w:szCs w:val="18"/>
+              </w:rPr>
+              <w:t xml:space="preserve">20:40</w:t>
+            </w:r>
+          </w:p>
+        </w:tc>
+        <w:tc>
+          <w:tcPr>
+            <w:tcW w:type="dxa" w:w="620"/>
+            <w:tcBorders>
+              <w:top w:val="single" w:color="E4DBCB" w:sz="4"/>
+              <w:left w:val="single" w:color="E4DBCB" w:sz="4"/>
+              <w:bottom w:val="single" w:color="E4DBCB" w:sz="4"/>
+              <w:right w:val="single" w:color="E4DBCB" w:sz="4"/>
+            </w:tcBorders>
+            <w:tcMar>
+              <w:top w:type="dxa" w:w="70"/>
+              <w:left w:type="dxa" w:w="110"/>
+              <w:bottom w:type="dxa" w:w="70"/>
+              <w:right w:type="dxa" w:w="110"/>
+            </w:tcMar>
+          </w:tcPr>
+          <w:p>
+            <w:pPr>
+              <w:spacing w:after="0" w:line="276"/>
+              <w:jc w:val="center"/>
+            </w:pPr>
+            <w:r>
+              <w:rPr>
+                <w:rFonts w:ascii="游ゴシック" w:cs="游ゴシック" w:eastAsia="游ゴシック" w:hAnsi="游ゴシック"/>
+                <w:color w:val="5A5249"/>
+                <w:sz w:val="18"/>
+                <w:szCs w:val="18"/>
+              </w:rPr>
+              <w:t xml:space="preserve">○</w:t>
+            </w:r>
+          </w:p>
+        </w:tc>
+        <w:tc>
+          <w:tcPr>
+            <w:tcW w:type="dxa" w:w="4400"/>
+            <w:tcBorders>
+              <w:top w:val="single" w:color="E4DBCB" w:sz="4"/>
+              <w:left w:val="single" w:color="E4DBCB" w:sz="4"/>
+              <w:bottom w:val="single" w:color="E4DBCB" w:sz="4"/>
+              <w:right w:val="single" w:color="E4DBCB" w:sz="4"/>
+            </w:tcBorders>
+            <w:tcMar>
+              <w:top w:type="dxa" w:w="70"/>
+              <w:left w:type="dxa" w:w="110"/>
+              <w:bottom w:type="dxa" w:w="70"/>
+              <w:right w:type="dxa" w:w="110"/>
+            </w:tcMar>
+          </w:tcPr>
+          <w:p>
+            <w:pPr>
+              <w:spacing w:after="0" w:line="276"/>
+            </w:pPr>
+            <w:r>
+              <w:rPr>
+                <w:rFonts w:ascii="游ゴシック" w:cs="游ゴシック" w:eastAsia="游ゴシック" w:hAnsi="游ゴシック"/>
+                <w:color w:val="2B2B2B"/>
+                <w:sz w:val="18"/>
+                <w:szCs w:val="18"/>
+              </w:rPr>
+              <w:t xml:space="preserve">蒲田 → 大井町 20:55</w:t>
+            </w:r>
+          </w:p>
+        </w:tc>
+        <w:tc>
+          <w:tcPr>
+            <w:tcW w:type="dxa" w:w="2906"/>
+            <w:tcBorders>
+              <w:top w:val="single" w:color="E4DBCB" w:sz="4"/>
+              <w:left w:val="single" w:color="E4DBCB" w:sz="4"/>
+              <w:bottom w:val="single" w:color="E4DBCB" w:sz="4"/>
+              <w:right w:val="single" w:color="E4DBCB" w:sz="4"/>
+            </w:tcBorders>
+            <w:tcMar>
+              <w:top w:type="dxa" w:w="70"/>
+              <w:left w:type="dxa" w:w="110"/>
+              <w:bottom w:type="dxa" w:w="70"/>
+              <w:right w:type="dxa" w:w="110"/>
+            </w:tcMar>
+          </w:tcPr>
           <w:p>
             <w:pPr>
               <w:spacing w:after="0" w:line="264"/>
@@ -9616,7 +10272,21 @@
                 <w:sz w:val="16"/>
                 <w:szCs w:val="16"/>
               </w:rPr>
-              <w:t xml:space="preserve">蒲田 → 品川 → 大井町 20:05（京浜東北線／取行李後再搭）</w:t>
+              <w:t xml:space="preserve">以下時間依散場而定。中途在品川下車取回行李，再搭一站</w:t>
+            </w:r>
+          </w:p>
+          <w:p>
+            <w:pPr>
+              <w:spacing w:after="0" w:line="264"/>
+            </w:pPr>
+            <w:r>
+              <w:rPr>
+                <w:rFonts w:ascii="游ゴシック" w:cs="游ゴシック" w:eastAsia="游ゴシック" w:hAnsi="游ゴシック"/>
+                <w:color w:val="5A5249"/>
+                <w:sz w:val="16"/>
+                <w:szCs w:val="16"/>
+              </w:rPr>
+              <w:t xml:space="preserve">蒲田 → 品川 → 大井町 20:55（京浜東北線／取行李後再搭）</w:t>
             </w:r>
           </w:p>
         </w:tc>
@@ -9649,7 +10319,7 @@
                 <w:sz w:val="18"/>
                 <w:szCs w:val="18"/>
               </w:rPr>
-              <w:t xml:space="preserve">20:15</w:t>
+              <w:t xml:space="preserve">21:05</w:t>
             </w:r>
           </w:p>
         </w:tc>
@@ -9902,6 +10572,37 @@
           <w:szCs w:val="17"/>
         </w:rPr>
         <w:t xml:space="preserve">・開場 16:00／開演 17:00</w:t>
+      </w:r>
+    </w:p>
+    <w:p>
+      <w:pPr>
+        <w:spacing w:after="40" w:before="0" w:line="288"/>
+      </w:pPr>
+      <w:r>
+        <w:rPr>
+          <w:rFonts w:ascii="游ゴシック" w:cs="游ゴシック" w:eastAsia="游ゴシック" w:hAnsi="游ゴシック"/>
+          <w:b/>
+          <w:bCs/>
+          <w:color w:val="2B2B2B"/>
+          <w:sz w:val="18"/>
+          <w:szCs w:val="18"/>
+        </w:rPr>
+        <w:t xml:space="preserve">你好 恵馨閣（ニイハオ）</w:t>
+      </w:r>
+    </w:p>
+    <w:p>
+      <w:pPr>
+        <w:spacing w:after="30" w:before="0" w:line="288"/>
+        <w:ind w:left="240"/>
+      </w:pPr>
+      <w:r>
+        <w:rPr>
+          <w:rFonts w:ascii="游ゴシック" w:cs="游ゴシック" w:eastAsia="游ゴシック" w:hAnsi="游ゴシック"/>
+          <w:color w:val="5A5249"/>
+          <w:sz w:val="17"/>
+          <w:szCs w:val="17"/>
+        </w:rPr>
+        <w:t xml:space="preserve">・11:00–24:00，全年無休</w:t>
       </w:r>
     </w:p>
     <w:p>
@@ -10192,7 +10893,7 @@
                 <w:sz w:val="18"/>
                 <w:szCs w:val="18"/>
               </w:rPr>
-              <w:t xml:space="preserve">08:05</w:t>
+              <w:t xml:space="preserve">07:30</w:t>
             </w:r>
           </w:p>
         </w:tc>
@@ -10255,7 +10956,7 @@
                 <w:sz w:val="18"/>
                 <w:szCs w:val="18"/>
               </w:rPr>
-              <w:t xml:space="preserve">大井町 → 新羽 08:53</w:t>
+              <w:t xml:space="preserve">超商早餐</w:t>
             </w:r>
           </w:p>
         </w:tc>
@@ -10286,7 +10987,7 @@
                 <w:sz w:val="16"/>
                 <w:szCs w:val="16"/>
               </w:rPr>
-              <w:t xml:space="preserve">大井町 → 横浜 08:28 → 新羽 08:53（京浜東北線／ブルーライン）</w:t>
+              <w:t xml:space="preserve">08:05 就要出發，前一晚先買好比較保險</w:t>
             </w:r>
           </w:p>
         </w:tc>
@@ -10319,7 +11020,7 @@
                 <w:sz w:val="18"/>
                 <w:szCs w:val="18"/>
               </w:rPr>
-              <w:t xml:space="preserve">09:00</w:t>
+              <w:t xml:space="preserve">08:05</w:t>
             </w:r>
           </w:p>
         </w:tc>
@@ -10382,7 +11083,7 @@
                 <w:sz w:val="18"/>
                 <w:szCs w:val="18"/>
               </w:rPr>
-              <w:t xml:space="preserve">西方寺</w:t>
+              <w:t xml:space="preserve">大井町 → 新羽 08:53</w:t>
             </w:r>
           </w:p>
         </w:tc>
@@ -10413,7 +11114,7 @@
                 <w:sz w:val="16"/>
                 <w:szCs w:val="16"/>
               </w:rPr>
-              <w:t xml:space="preserve">彼岸花季末段，09:00–09:25</w:t>
+              <w:t xml:space="preserve">大井町 → 横浜 08:28 → 新羽 08:53（京浜東北線／ブルーライン）</w:t>
             </w:r>
           </w:p>
         </w:tc>
@@ -10446,7 +11147,7 @@
                 <w:sz w:val="18"/>
                 <w:szCs w:val="18"/>
               </w:rPr>
-              <w:t xml:space="preserve">09:33</w:t>
+              <w:t xml:space="preserve">09:00</w:t>
             </w:r>
           </w:p>
         </w:tc>
@@ -10509,7 +11210,7 @@
                 <w:sz w:val="18"/>
                 <w:szCs w:val="18"/>
               </w:rPr>
-              <w:t xml:space="preserve">新羽 → 桜木町 09:55</w:t>
+              <w:t xml:space="preserve">西方寺</w:t>
             </w:r>
           </w:p>
         </w:tc>
@@ -10540,7 +11241,7 @@
                 <w:sz w:val="16"/>
                 <w:szCs w:val="16"/>
               </w:rPr>
-              <w:t xml:space="preserve">新羽 → 桜木町 09:55（ブルーライン）</w:t>
+              <w:t xml:space="preserve">彼岸花季末段，09:00–09:25</w:t>
             </w:r>
           </w:p>
         </w:tc>
@@ -10573,7 +11274,7 @@
                 <w:sz w:val="18"/>
                 <w:szCs w:val="18"/>
               </w:rPr>
-              <w:t xml:space="preserve">10:00</w:t>
+              <w:t xml:space="preserve">09:33</w:t>
             </w:r>
           </w:p>
         </w:tc>
@@ -10636,7 +11337,7 @@
                 <w:sz w:val="18"/>
                 <w:szCs w:val="18"/>
               </w:rPr>
-              <w:t xml:space="preserve">伊勢山皇大神宮 → 成田山橫濱別院 → 掃部山公園</w:t>
+              <w:t xml:space="preserve">新羽 → 桜木町 09:55</w:t>
             </w:r>
           </w:p>
         </w:tc>
@@ -10667,7 +11368,7 @@
                 <w:sz w:val="16"/>
                 <w:szCs w:val="16"/>
               </w:rPr>
-              <w:t xml:space="preserve">同一個丘上，互距 3–5 分，10:00–10:45</w:t>
+              <w:t xml:space="preserve">新羽 → 桜木町 09:55（ブルーライン）</w:t>
             </w:r>
           </w:p>
         </w:tc>
@@ -10700,7 +11401,7 @@
                 <w:sz w:val="18"/>
                 <w:szCs w:val="18"/>
               </w:rPr>
-              <w:t xml:space="preserve">10:50</w:t>
+              <w:t xml:space="preserve">10:00</w:t>
             </w:r>
           </w:p>
         </w:tc>
@@ -10763,7 +11464,7 @@
                 <w:sz w:val="18"/>
                 <w:szCs w:val="18"/>
               </w:rPr>
-              <w:t xml:space="preserve">步行下坡至関内</w:t>
+              <w:t xml:space="preserve">伊勢山皇大神宮 → 成田山橫濱別院 → 掃部山公園</w:t>
             </w:r>
           </w:p>
         </w:tc>
@@ -10794,7 +11495,7 @@
                 <w:sz w:val="16"/>
                 <w:szCs w:val="16"/>
               </w:rPr>
-              <w:t xml:space="preserve">約 18 分</w:t>
+              <w:t xml:space="preserve">同一個丘上，互距 3–5 分，10:00–10:45</w:t>
             </w:r>
           </w:p>
         </w:tc>
@@ -10827,6 +11528,133 @@
                 <w:sz w:val="18"/>
                 <w:szCs w:val="18"/>
               </w:rPr>
+              <w:t xml:space="preserve">10:50</w:t>
+            </w:r>
+          </w:p>
+        </w:tc>
+        <w:tc>
+          <w:tcPr>
+            <w:tcW w:type="dxa" w:w="620"/>
+            <w:tcBorders>
+              <w:top w:val="single" w:color="E4DBCB" w:sz="4"/>
+              <w:left w:val="single" w:color="E4DBCB" w:sz="4"/>
+              <w:bottom w:val="single" w:color="E4DBCB" w:sz="4"/>
+              <w:right w:val="single" w:color="E4DBCB" w:sz="4"/>
+            </w:tcBorders>
+            <w:tcMar>
+              <w:top w:type="dxa" w:w="70"/>
+              <w:left w:type="dxa" w:w="110"/>
+              <w:bottom w:type="dxa" w:w="70"/>
+              <w:right w:type="dxa" w:w="110"/>
+            </w:tcMar>
+          </w:tcPr>
+          <w:p>
+            <w:pPr>
+              <w:spacing w:after="0" w:line="276"/>
+              <w:jc w:val="center"/>
+            </w:pPr>
+            <w:r>
+              <w:rPr>
+                <w:rFonts w:ascii="游ゴシック" w:cs="游ゴシック" w:eastAsia="游ゴシック" w:hAnsi="游ゴシック"/>
+                <w:color w:val="5A5249"/>
+                <w:sz w:val="18"/>
+                <w:szCs w:val="18"/>
+              </w:rPr>
+              <w:t xml:space="preserve">○</w:t>
+            </w:r>
+          </w:p>
+        </w:tc>
+        <w:tc>
+          <w:tcPr>
+            <w:tcW w:type="dxa" w:w="4400"/>
+            <w:tcBorders>
+              <w:top w:val="single" w:color="E4DBCB" w:sz="4"/>
+              <w:left w:val="single" w:color="E4DBCB" w:sz="4"/>
+              <w:bottom w:val="single" w:color="E4DBCB" w:sz="4"/>
+              <w:right w:val="single" w:color="E4DBCB" w:sz="4"/>
+            </w:tcBorders>
+            <w:tcMar>
+              <w:top w:type="dxa" w:w="70"/>
+              <w:left w:type="dxa" w:w="110"/>
+              <w:bottom w:type="dxa" w:w="70"/>
+              <w:right w:type="dxa" w:w="110"/>
+            </w:tcMar>
+          </w:tcPr>
+          <w:p>
+            <w:pPr>
+              <w:spacing w:after="0" w:line="276"/>
+            </w:pPr>
+            <w:r>
+              <w:rPr>
+                <w:rFonts w:ascii="游ゴシック" w:cs="游ゴシック" w:eastAsia="游ゴシック" w:hAnsi="游ゴシック"/>
+                <w:color w:val="2B2B2B"/>
+                <w:sz w:val="18"/>
+                <w:szCs w:val="18"/>
+              </w:rPr>
+              <w:t xml:space="preserve">步行下坡至関内</w:t>
+            </w:r>
+          </w:p>
+        </w:tc>
+        <w:tc>
+          <w:tcPr>
+            <w:tcW w:type="dxa" w:w="2906"/>
+            <w:tcBorders>
+              <w:top w:val="single" w:color="E4DBCB" w:sz="4"/>
+              <w:left w:val="single" w:color="E4DBCB" w:sz="4"/>
+              <w:bottom w:val="single" w:color="E4DBCB" w:sz="4"/>
+              <w:right w:val="single" w:color="E4DBCB" w:sz="4"/>
+            </w:tcBorders>
+            <w:tcMar>
+              <w:top w:type="dxa" w:w="70"/>
+              <w:left w:type="dxa" w:w="110"/>
+              <w:bottom w:type="dxa" w:w="70"/>
+              <w:right w:type="dxa" w:w="110"/>
+            </w:tcMar>
+          </w:tcPr>
+          <w:p>
+            <w:pPr>
+              <w:spacing w:after="0" w:line="264"/>
+            </w:pPr>
+            <w:r>
+              <w:rPr>
+                <w:rFonts w:ascii="游ゴシック" w:cs="游ゴシック" w:eastAsia="游ゴシック" w:hAnsi="游ゴシック"/>
+                <w:color w:val="5A5249"/>
+                <w:sz w:val="16"/>
+                <w:szCs w:val="16"/>
+              </w:rPr>
+              <w:t xml:space="preserve">約 18 分</w:t>
+            </w:r>
+          </w:p>
+        </w:tc>
+      </w:tr>
+      <w:tr>
+        <w:tc>
+          <w:tcPr>
+            <w:tcW w:type="dxa" w:w="1100"/>
+            <w:tcBorders>
+              <w:top w:val="single" w:color="E4DBCB" w:sz="4"/>
+              <w:left w:val="single" w:color="E4DBCB" w:sz="4"/>
+              <w:bottom w:val="single" w:color="E4DBCB" w:sz="4"/>
+              <w:right w:val="single" w:color="E4DBCB" w:sz="4"/>
+            </w:tcBorders>
+            <w:tcMar>
+              <w:top w:type="dxa" w:w="70"/>
+              <w:left w:type="dxa" w:w="110"/>
+              <w:bottom w:type="dxa" w:w="70"/>
+              <w:right w:type="dxa" w:w="110"/>
+            </w:tcMar>
+          </w:tcPr>
+          <w:p>
+            <w:pPr>
+              <w:spacing w:after="0" w:line="276"/>
+            </w:pPr>
+            <w:r>
+              <w:rPr>
+                <w:rFonts w:ascii="游ゴシック" w:cs="游ゴシック" w:eastAsia="游ゴシック" w:hAnsi="游ゴシック"/>
+                <w:color w:val="2B2B2B"/>
+                <w:sz w:val="18"/>
+                <w:szCs w:val="18"/>
+              </w:rPr>
               <w:t xml:space="preserve">11:10</w:t>
             </w:r>
           </w:p>
@@ -10890,7 +11718,7 @@
                 <w:sz w:val="18"/>
                 <w:szCs w:val="18"/>
               </w:rPr>
-              <w:t xml:space="preserve">CENTER BEEF 関内 午餐</w:t>
+              <w:t xml:space="preserve">Center Beef 関内（ビーフステーキライス）</w:t>
             </w:r>
           </w:p>
         </w:tc>
@@ -12764,7 +13592,9 @@
             <w:r>
               <w:rPr>
                 <w:rFonts w:ascii="游ゴシック" w:cs="游ゴシック" w:eastAsia="游ゴシック" w:hAnsi="游ゴシック"/>
-                <w:color w:val="2B2B2B"/>
+                <w:b/>
+                <w:bCs/>
+                <w:color w:val="A84836"/>
                 <w:sz w:val="18"/>
                 <w:szCs w:val="18"/>
               </w:rPr>
@@ -12796,11 +13626,11 @@
             <w:r>
               <w:rPr>
                 <w:rFonts w:ascii="游ゴシック" w:cs="游ゴシック" w:eastAsia="游ゴシック" w:hAnsi="游ゴシック"/>
-                <w:color w:val="5A5249"/>
-                <w:sz w:val="18"/>
-                <w:szCs w:val="18"/>
-              </w:rPr>
-              <w:t xml:space="preserve">○</w:t>
+                <w:color w:val="A84836"/>
+                <w:sz w:val="18"/>
+                <w:szCs w:val="18"/>
+              </w:rPr>
+              <w:t xml:space="preserve">★</w:t>
             </w:r>
           </w:p>
         </w:tc>
@@ -12827,11 +13657,13 @@
             <w:r>
               <w:rPr>
                 <w:rFonts w:ascii="游ゴシック" w:cs="游ゴシック" w:eastAsia="游ゴシック" w:hAnsi="游ゴシック"/>
-                <w:color w:val="2B2B2B"/>
-                <w:sz w:val="18"/>
-                <w:szCs w:val="18"/>
-              </w:rPr>
-              <w:t xml:space="preserve">桜木町晚餐</w:t>
+                <w:b/>
+                <w:bCs/>
+                <w:color w:val="2B2B2B"/>
+                <w:sz w:val="18"/>
+                <w:szCs w:val="18"/>
+              </w:rPr>
+              <w:t xml:space="preserve">鍋専科 鍋屋（涮涮鍋／壽喜燒）</w:t>
             </w:r>
           </w:p>
         </w:tc>
@@ -12862,7 +13694,7 @@
                 <w:sz w:val="16"/>
                 <w:szCs w:val="16"/>
               </w:rPr>
-              <w:t xml:space="preserve">～20:45</w:t>
+              <w:t xml:space="preserve">～20:45。コレットマーレ 7F，逛完同一棟上樓。夜景座位建議先訂 045-323-9081</w:t>
             </w:r>
           </w:p>
         </w:tc>
@@ -13364,6 +14196,37 @@
           <w:szCs w:val="17"/>
         </w:rPr>
         <w:t xml:space="preserve">・A 往復 18:45–19:15／B 單程後逛到 19:45</w:t>
+      </w:r>
+    </w:p>
+    <w:p>
+      <w:pPr>
+        <w:spacing w:after="40" w:before="0" w:line="288"/>
+      </w:pPr>
+      <w:r>
+        <w:rPr>
+          <w:rFonts w:ascii="游ゴシック" w:cs="游ゴシック" w:eastAsia="游ゴシック" w:hAnsi="游ゴシック"/>
+          <w:b/>
+          <w:bCs/>
+          <w:color w:val="2B2B2B"/>
+          <w:sz w:val="18"/>
+          <w:szCs w:val="18"/>
+        </w:rPr>
+        <w:t xml:space="preserve">鍋専科 鍋屋 横浜店</w:t>
+      </w:r>
+    </w:p>
+    <w:p>
+      <w:pPr>
+        <w:spacing w:after="30" w:before="0" w:line="288"/>
+        <w:ind w:left="240"/>
+      </w:pPr>
+      <w:r>
+        <w:rPr>
+          <w:rFonts w:ascii="游ゴシック" w:cs="游ゴシック" w:eastAsia="游ゴシック" w:hAnsi="游ゴシック"/>
+          <w:color w:val="5A5249"/>
+          <w:sz w:val="17"/>
+          <w:szCs w:val="17"/>
+        </w:rPr>
+        <w:t xml:space="preserve">・晚餐 17:00–22:00（L.O. 21:00）</w:t>
       </w:r>
     </w:p>
     <w:p>
@@ -13939,7 +14802,7 @@
                 <w:sz w:val="18"/>
                 <w:szCs w:val="18"/>
               </w:rPr>
-              <w:t xml:space="preserve">清澄庭園</w:t>
+              <w:t xml:space="preserve">B² 清澄白河本店 早餐</w:t>
             </w:r>
           </w:p>
         </w:tc>
@@ -13970,7 +14833,7 @@
                 <w:sz w:val="16"/>
                 <w:szCs w:val="16"/>
               </w:rPr>
-              <w:t xml:space="preserve">09:30–10:25</w:t>
+              <w:t xml:space="preserve">～09:55。9:00 開門。離門前仲町站比較近，可考慮提早一站下車</w:t>
             </w:r>
           </w:p>
         </w:tc>
@@ -14003,7 +14866,7 @@
                 <w:sz w:val="18"/>
                 <w:szCs w:val="18"/>
               </w:rPr>
-              <w:t xml:space="preserve">10:35</w:t>
+              <w:t xml:space="preserve">10:00</w:t>
             </w:r>
           </w:p>
         </w:tc>
@@ -14066,7 +14929,7 @@
                 <w:sz w:val="18"/>
                 <w:szCs w:val="18"/>
               </w:rPr>
-              <w:t xml:space="preserve">江戶土產屋高橋</w:t>
+              <w:t xml:space="preserve">清澄庭園</w:t>
             </w:r>
           </w:p>
         </w:tc>
@@ -14097,7 +14960,7 @@
                 <w:sz w:val="16"/>
                 <w:szCs w:val="16"/>
               </w:rPr>
-              <w:t xml:space="preserve">10:35–11:00</w:t>
+              <w:t xml:space="preserve">10:00–10:50</w:t>
             </w:r>
           </w:p>
         </w:tc>
@@ -14197,7 +15060,7 @@
                 <w:sz w:val="18"/>
                 <w:szCs w:val="18"/>
               </w:rPr>
-              <w:t xml:space="preserve">深川釜匠 午餐</w:t>
+              <w:t xml:space="preserve">深川釜匠（深川丼）</w:t>
             </w:r>
           </w:p>
         </w:tc>
@@ -14261,7 +15124,7 @@
                 <w:sz w:val="18"/>
                 <w:szCs w:val="18"/>
               </w:rPr>
-              <w:t xml:space="preserve">12:10</w:t>
+              <w:t xml:space="preserve">12:05</w:t>
             </w:r>
           </w:p>
         </w:tc>
@@ -14324,7 +15187,7 @@
                 <w:sz w:val="18"/>
                 <w:szCs w:val="18"/>
               </w:rPr>
-              <w:t xml:space="preserve">深川江戶資料館</w:t>
+              <w:t xml:space="preserve">江戶土產屋高橋</w:t>
             </w:r>
           </w:p>
         </w:tc>
@@ -14355,7 +15218,7 @@
                 <w:sz w:val="16"/>
                 <w:szCs w:val="16"/>
               </w:rPr>
-              <w:t xml:space="preserve">12:10–13:00</w:t>
+              <w:t xml:space="preserve">12:05–12:30。原本排早上，讓給 B² 早餐後移到午餐後</w:t>
             </w:r>
           </w:p>
         </w:tc>
@@ -14388,7 +15251,7 @@
                 <w:sz w:val="18"/>
                 <w:szCs w:val="18"/>
               </w:rPr>
-              <w:t xml:space="preserve">13:05</w:t>
+              <w:t xml:space="preserve">12:35</w:t>
             </w:r>
           </w:p>
         </w:tc>
@@ -14451,7 +15314,7 @@
                 <w:sz w:val="18"/>
                 <w:szCs w:val="18"/>
               </w:rPr>
-              <w:t xml:space="preserve">Cheese no Koe</w:t>
+              <w:t xml:space="preserve">深川江戶資料館</w:t>
             </w:r>
           </w:p>
         </w:tc>
@@ -14482,7 +15345,7 @@
                 <w:sz w:val="16"/>
                 <w:szCs w:val="16"/>
               </w:rPr>
-              <w:t xml:space="preserve">13:05–13:30</w:t>
+              <w:t xml:space="preserve">12:35–13:20</w:t>
             </w:r>
           </w:p>
         </w:tc>
@@ -14515,7 +15378,7 @@
                 <w:sz w:val="18"/>
                 <w:szCs w:val="18"/>
               </w:rPr>
-              <w:t xml:space="preserve">13:40</w:t>
+              <w:t xml:space="preserve">13:25</w:t>
             </w:r>
           </w:p>
         </w:tc>
@@ -14578,7 +15441,7 @@
                 <w:sz w:val="18"/>
                 <w:szCs w:val="18"/>
               </w:rPr>
-              <w:t xml:space="preserve">Babaghuri 清澄本店</w:t>
+              <w:t xml:space="preserve">Cheese no Koe</w:t>
             </w:r>
           </w:p>
         </w:tc>
@@ -14609,7 +15472,134 @@
                 <w:sz w:val="16"/>
                 <w:szCs w:val="16"/>
               </w:rPr>
-              <w:t xml:space="preserve">13:40–14:05，走回清澄白河站約 5 分</w:t>
+              <w:t xml:space="preserve">13:25–13:45</w:t>
+            </w:r>
+          </w:p>
+        </w:tc>
+      </w:tr>
+      <w:tr>
+        <w:tc>
+          <w:tcPr>
+            <w:tcW w:type="dxa" w:w="1100"/>
+            <w:tcBorders>
+              <w:top w:val="single" w:color="E4DBCB" w:sz="4"/>
+              <w:left w:val="single" w:color="E4DBCB" w:sz="4"/>
+              <w:bottom w:val="single" w:color="E4DBCB" w:sz="4"/>
+              <w:right w:val="single" w:color="E4DBCB" w:sz="4"/>
+            </w:tcBorders>
+            <w:tcMar>
+              <w:top w:type="dxa" w:w="70"/>
+              <w:left w:type="dxa" w:w="110"/>
+              <w:bottom w:type="dxa" w:w="70"/>
+              <w:right w:type="dxa" w:w="110"/>
+            </w:tcMar>
+          </w:tcPr>
+          <w:p>
+            <w:pPr>
+              <w:spacing w:after="0" w:line="276"/>
+            </w:pPr>
+            <w:r>
+              <w:rPr>
+                <w:rFonts w:ascii="游ゴシック" w:cs="游ゴシック" w:eastAsia="游ゴシック" w:hAnsi="游ゴシック"/>
+                <w:color w:val="2B2B2B"/>
+                <w:sz w:val="18"/>
+                <w:szCs w:val="18"/>
+              </w:rPr>
+              <w:t xml:space="preserve">13:50</w:t>
+            </w:r>
+          </w:p>
+        </w:tc>
+        <w:tc>
+          <w:tcPr>
+            <w:tcW w:type="dxa" w:w="620"/>
+            <w:tcBorders>
+              <w:top w:val="single" w:color="E4DBCB" w:sz="4"/>
+              <w:left w:val="single" w:color="E4DBCB" w:sz="4"/>
+              <w:bottom w:val="single" w:color="E4DBCB" w:sz="4"/>
+              <w:right w:val="single" w:color="E4DBCB" w:sz="4"/>
+            </w:tcBorders>
+            <w:tcMar>
+              <w:top w:type="dxa" w:w="70"/>
+              <w:left w:type="dxa" w:w="110"/>
+              <w:bottom w:type="dxa" w:w="70"/>
+              <w:right w:type="dxa" w:w="110"/>
+            </w:tcMar>
+          </w:tcPr>
+          <w:p>
+            <w:pPr>
+              <w:spacing w:after="0" w:line="276"/>
+              <w:jc w:val="center"/>
+            </w:pPr>
+            <w:r>
+              <w:rPr>
+                <w:rFonts w:ascii="游ゴシック" w:cs="游ゴシック" w:eastAsia="游ゴシック" w:hAnsi="游ゴシック"/>
+                <w:color w:val="5A5249"/>
+                <w:sz w:val="18"/>
+                <w:szCs w:val="18"/>
+              </w:rPr>
+              <w:t xml:space="preserve">○</w:t>
+            </w:r>
+          </w:p>
+        </w:tc>
+        <w:tc>
+          <w:tcPr>
+            <w:tcW w:type="dxa" w:w="4400"/>
+            <w:tcBorders>
+              <w:top w:val="single" w:color="E4DBCB" w:sz="4"/>
+              <w:left w:val="single" w:color="E4DBCB" w:sz="4"/>
+              <w:bottom w:val="single" w:color="E4DBCB" w:sz="4"/>
+              <w:right w:val="single" w:color="E4DBCB" w:sz="4"/>
+            </w:tcBorders>
+            <w:tcMar>
+              <w:top w:type="dxa" w:w="70"/>
+              <w:left w:type="dxa" w:w="110"/>
+              <w:bottom w:type="dxa" w:w="70"/>
+              <w:right w:type="dxa" w:w="110"/>
+            </w:tcMar>
+          </w:tcPr>
+          <w:p>
+            <w:pPr>
+              <w:spacing w:after="0" w:line="276"/>
+            </w:pPr>
+            <w:r>
+              <w:rPr>
+                <w:rFonts w:ascii="游ゴシック" w:cs="游ゴシック" w:eastAsia="游ゴシック" w:hAnsi="游ゴシック"/>
+                <w:color w:val="2B2B2B"/>
+                <w:sz w:val="18"/>
+                <w:szCs w:val="18"/>
+              </w:rPr>
+              <w:t xml:space="preserve">Babaghuri 清澄本店</w:t>
+            </w:r>
+          </w:p>
+        </w:tc>
+        <w:tc>
+          <w:tcPr>
+            <w:tcW w:type="dxa" w:w="2906"/>
+            <w:tcBorders>
+              <w:top w:val="single" w:color="E4DBCB" w:sz="4"/>
+              <w:left w:val="single" w:color="E4DBCB" w:sz="4"/>
+              <w:bottom w:val="single" w:color="E4DBCB" w:sz="4"/>
+              <w:right w:val="single" w:color="E4DBCB" w:sz="4"/>
+            </w:tcBorders>
+            <w:tcMar>
+              <w:top w:type="dxa" w:w="70"/>
+              <w:left w:type="dxa" w:w="110"/>
+              <w:bottom w:type="dxa" w:w="70"/>
+              <w:right w:type="dxa" w:w="110"/>
+            </w:tcMar>
+          </w:tcPr>
+          <w:p>
+            <w:pPr>
+              <w:spacing w:after="0" w:line="264"/>
+            </w:pPr>
+            <w:r>
+              <w:rPr>
+                <w:rFonts w:ascii="游ゴシック" w:cs="游ゴシック" w:eastAsia="游ゴシック" w:hAnsi="游ゴシック"/>
+                <w:color w:val="5A5249"/>
+                <w:sz w:val="16"/>
+                <w:szCs w:val="16"/>
+              </w:rPr>
+              <w:t xml:space="preserve">13:50–14:10，走回清澄白河站約 5 分</w:t>
             </w:r>
           </w:p>
         </w:tc>
@@ -15826,7 +16816,7 @@
           <w:sz w:val="18"/>
           <w:szCs w:val="18"/>
         </w:rPr>
-        <w:t xml:space="preserve">清澄庭園</w:t>
+        <w:t xml:space="preserve">B²（ビースクエアード）清澄白河本店</w:t>
       </w:r>
     </w:p>
     <w:p>
@@ -15841,7 +16831,22 @@
           <w:sz w:val="17"/>
           <w:szCs w:val="17"/>
         </w:rPr>
-        <w:t xml:space="preserve">・9:00–17:00｜¥150</w:t>
+        <w:t xml:space="preserve">・9:00–18:00，無固定公休</w:t>
+      </w:r>
+    </w:p>
+    <w:p>
+      <w:pPr>
+        <w:spacing w:after="30" w:before="0" w:line="288"/>
+        <w:ind w:left="240"/>
+      </w:pPr>
+      <w:r>
+        <w:rPr>
+          <w:rFonts w:ascii="游ゴシック" w:cs="游ゴシック" w:eastAsia="游ゴシック" w:hAnsi="游ゴシック"/>
+          <w:color w:val="5A5249"/>
+          <w:sz w:val="17"/>
+          <w:szCs w:val="17"/>
+        </w:rPr>
+        <w:t xml:space="preserve">・地址在深川 1-9-10，離門前仲町站比清澄白河站近——從清澄白河 A3 出口走過去要 8–10 分。大江戸線在清澄白河前一站就是門前仲町，可以考慮提早一站下車。</w:t>
       </w:r>
     </w:p>
     <w:p>
@@ -15857,7 +16862,7 @@
           <w:sz w:val="18"/>
           <w:szCs w:val="18"/>
         </w:rPr>
-        <w:t xml:space="preserve">江戶土產屋高橋（江戸みやげ屋たかはし）</w:t>
+        <w:t xml:space="preserve">清澄庭園</w:t>
       </w:r>
     </w:p>
     <w:p>
@@ -15872,7 +16877,7 @@
           <w:sz w:val="17"/>
           <w:szCs w:val="17"/>
         </w:rPr>
-        <w:t xml:space="preserve">・10:00–19:00</w:t>
+        <w:t xml:space="preserve">・9:00–17:00｜¥150</w:t>
       </w:r>
     </w:p>
     <w:p>
@@ -15919,6 +16924,37 @@
           <w:szCs w:val="17"/>
         </w:rPr>
         <w:t xml:space="preserve">・週一公休、週二只做午市 11:00–15:00。開店即到可避開排隊。深川丼湯汁版蛤蜊滿到溢出來。這是 9/29 唯一有硬性關門時間的點。</w:t>
+      </w:r>
+    </w:p>
+    <w:p>
+      <w:pPr>
+        <w:spacing w:after="40" w:before="0" w:line="288"/>
+      </w:pPr>
+      <w:r>
+        <w:rPr>
+          <w:rFonts w:ascii="游ゴシック" w:cs="游ゴシック" w:eastAsia="游ゴシック" w:hAnsi="游ゴシック"/>
+          <w:b/>
+          <w:bCs/>
+          <w:color w:val="2B2B2B"/>
+          <w:sz w:val="18"/>
+          <w:szCs w:val="18"/>
+        </w:rPr>
+        <w:t xml:space="preserve">江戶土產屋高橋（江戸みやげ屋たかはし）</w:t>
+      </w:r>
+    </w:p>
+    <w:p>
+      <w:pPr>
+        <w:spacing w:after="30" w:before="0" w:line="288"/>
+        <w:ind w:left="240"/>
+      </w:pPr>
+      <w:r>
+        <w:rPr>
+          <w:rFonts w:ascii="游ゴシック" w:cs="游ゴシック" w:eastAsia="游ゴシック" w:hAnsi="游ゴシック"/>
+          <w:color w:val="5A5249"/>
+          <w:sz w:val="17"/>
+          <w:szCs w:val="17"/>
+        </w:rPr>
+        <w:t xml:space="preserve">・10:00–19:00</w:t>
       </w:r>
     </w:p>
     <w:p>

--- a/日本行程表-2026.09.23-29.docx
+++ b/日本行程表-2026.09.23-29.docx
@@ -3045,7 +3045,9 @@
             <w:r>
               <w:rPr>
                 <w:rFonts w:ascii="游ゴシック" w:cs="游ゴシック" w:eastAsia="游ゴシック" w:hAnsi="游ゴシック"/>
-                <w:color w:val="2B2B2B"/>
+                <w:b/>
+                <w:bCs/>
+                <w:color w:val="A84836"/>
                 <w:sz w:val="18"/>
                 <w:szCs w:val="18"/>
               </w:rPr>
@@ -3077,11 +3079,11 @@
             <w:r>
               <w:rPr>
                 <w:rFonts w:ascii="游ゴシック" w:cs="游ゴシック" w:eastAsia="游ゴシック" w:hAnsi="游ゴシック"/>
-                <w:color w:val="5A5249"/>
-                <w:sz w:val="18"/>
-                <w:szCs w:val="18"/>
-              </w:rPr>
-              <w:t xml:space="preserve">○</w:t>
+                <w:color w:val="A84836"/>
+                <w:sz w:val="18"/>
+                <w:szCs w:val="18"/>
+              </w:rPr>
+              <w:t xml:space="preserve">★</w:t>
             </w:r>
           </w:p>
         </w:tc>
@@ -3108,11 +3110,13 @@
             <w:r>
               <w:rPr>
                 <w:rFonts w:ascii="游ゴシック" w:cs="游ゴシック" w:eastAsia="游ゴシック" w:hAnsi="游ゴシック"/>
-                <w:color w:val="2B2B2B"/>
-                <w:sz w:val="18"/>
-                <w:szCs w:val="18"/>
-              </w:rPr>
-              <w:t xml:space="preserve">高山老街</w:t>
+                <w:b/>
+                <w:bCs/>
+                <w:color w:val="2B2B2B"/>
+                <w:sz w:val="18"/>
+                <w:szCs w:val="18"/>
+              </w:rPr>
+              <w:t xml:space="preserve">味の与平 午餐（飛騨牛）</w:t>
             </w:r>
           </w:p>
         </w:tc>
@@ -3143,7 +3147,134 @@
                 <w:sz w:val="16"/>
                 <w:szCs w:val="16"/>
               </w:rPr>
-              <w:t xml:space="preserve">含午餐，約 2.5 小時</w:t>
+              <w:t xml:space="preserve">開店即到最不會排。太長就改吃路邊攤</w:t>
+            </w:r>
+          </w:p>
+        </w:tc>
+      </w:tr>
+      <w:tr>
+        <w:tc>
+          <w:tcPr>
+            <w:tcW w:type="dxa" w:w="1100"/>
+            <w:tcBorders>
+              <w:top w:val="single" w:color="E4DBCB" w:sz="4"/>
+              <w:left w:val="single" w:color="E4DBCB" w:sz="4"/>
+              <w:bottom w:val="single" w:color="E4DBCB" w:sz="4"/>
+              <w:right w:val="single" w:color="E4DBCB" w:sz="4"/>
+            </w:tcBorders>
+            <w:tcMar>
+              <w:top w:type="dxa" w:w="70"/>
+              <w:left w:type="dxa" w:w="110"/>
+              <w:bottom w:type="dxa" w:w="70"/>
+              <w:right w:type="dxa" w:w="110"/>
+            </w:tcMar>
+          </w:tcPr>
+          <w:p>
+            <w:pPr>
+              <w:spacing w:after="0" w:line="276"/>
+            </w:pPr>
+            <w:r>
+              <w:rPr>
+                <w:rFonts w:ascii="游ゴシック" w:cs="游ゴシック" w:eastAsia="游ゴシック" w:hAnsi="游ゴシック"/>
+                <w:color w:val="2B2B2B"/>
+                <w:sz w:val="18"/>
+                <w:szCs w:val="18"/>
+              </w:rPr>
+              <w:t xml:space="preserve">12:15</w:t>
+            </w:r>
+          </w:p>
+        </w:tc>
+        <w:tc>
+          <w:tcPr>
+            <w:tcW w:type="dxa" w:w="620"/>
+            <w:tcBorders>
+              <w:top w:val="single" w:color="E4DBCB" w:sz="4"/>
+              <w:left w:val="single" w:color="E4DBCB" w:sz="4"/>
+              <w:bottom w:val="single" w:color="E4DBCB" w:sz="4"/>
+              <w:right w:val="single" w:color="E4DBCB" w:sz="4"/>
+            </w:tcBorders>
+            <w:tcMar>
+              <w:top w:type="dxa" w:w="70"/>
+              <w:left w:type="dxa" w:w="110"/>
+              <w:bottom w:type="dxa" w:w="70"/>
+              <w:right w:type="dxa" w:w="110"/>
+            </w:tcMar>
+          </w:tcPr>
+          <w:p>
+            <w:pPr>
+              <w:spacing w:after="0" w:line="276"/>
+              <w:jc w:val="center"/>
+            </w:pPr>
+            <w:r>
+              <w:rPr>
+                <w:rFonts w:ascii="游ゴシック" w:cs="游ゴシック" w:eastAsia="游ゴシック" w:hAnsi="游ゴシック"/>
+                <w:color w:val="5A5249"/>
+                <w:sz w:val="18"/>
+                <w:szCs w:val="18"/>
+              </w:rPr>
+              <w:t xml:space="preserve">○</w:t>
+            </w:r>
+          </w:p>
+        </w:tc>
+        <w:tc>
+          <w:tcPr>
+            <w:tcW w:type="dxa" w:w="4400"/>
+            <w:tcBorders>
+              <w:top w:val="single" w:color="E4DBCB" w:sz="4"/>
+              <w:left w:val="single" w:color="E4DBCB" w:sz="4"/>
+              <w:bottom w:val="single" w:color="E4DBCB" w:sz="4"/>
+              <w:right w:val="single" w:color="E4DBCB" w:sz="4"/>
+            </w:tcBorders>
+            <w:tcMar>
+              <w:top w:type="dxa" w:w="70"/>
+              <w:left w:type="dxa" w:w="110"/>
+              <w:bottom w:type="dxa" w:w="70"/>
+              <w:right w:type="dxa" w:w="110"/>
+            </w:tcMar>
+          </w:tcPr>
+          <w:p>
+            <w:pPr>
+              <w:spacing w:after="0" w:line="276"/>
+            </w:pPr>
+            <w:r>
+              <w:rPr>
+                <w:rFonts w:ascii="游ゴシック" w:cs="游ゴシック" w:eastAsia="游ゴシック" w:hAnsi="游ゴシック"/>
+                <w:color w:val="2B2B2B"/>
+                <w:sz w:val="18"/>
+                <w:szCs w:val="18"/>
+              </w:rPr>
+              <w:t xml:space="preserve">高山老街 散策</w:t>
+            </w:r>
+          </w:p>
+        </w:tc>
+        <w:tc>
+          <w:tcPr>
+            <w:tcW w:type="dxa" w:w="2906"/>
+            <w:tcBorders>
+              <w:top w:val="single" w:color="E4DBCB" w:sz="4"/>
+              <w:left w:val="single" w:color="E4DBCB" w:sz="4"/>
+              <w:bottom w:val="single" w:color="E4DBCB" w:sz="4"/>
+              <w:right w:val="single" w:color="E4DBCB" w:sz="4"/>
+            </w:tcBorders>
+            <w:tcMar>
+              <w:top w:type="dxa" w:w="70"/>
+              <w:left w:type="dxa" w:w="110"/>
+              <w:bottom w:type="dxa" w:w="70"/>
+              <w:right w:type="dxa" w:w="110"/>
+            </w:tcMar>
+          </w:tcPr>
+          <w:p>
+            <w:pPr>
+              <w:spacing w:after="0" w:line="264"/>
+            </w:pPr>
+            <w:r>
+              <w:rPr>
+                <w:rFonts w:ascii="游ゴシック" w:cs="游ゴシック" w:eastAsia="游ゴシック" w:hAnsi="游ゴシック"/>
+                <w:color w:val="5A5249"/>
+                <w:sz w:val="16"/>
+                <w:szCs w:val="16"/>
+              </w:rPr>
+              <w:t xml:space="preserve">～13:30。三町筋一帶，吃完再逛</w:t>
             </w:r>
           </w:p>
         </w:tc>
@@ -3833,6 +3964,67 @@
           <w:szCs w:val="17"/>
         </w:rPr>
         <w:t xml:space="preserve">・8:10 集合／18:30 解散</w:t>
+      </w:r>
+    </w:p>
+    <w:p>
+      <w:pPr>
+        <w:spacing w:after="40" w:before="0" w:line="288"/>
+      </w:pPr>
+      <w:r>
+        <w:rPr>
+          <w:rFonts w:ascii="游ゴシック" w:cs="游ゴシック" w:eastAsia="游ゴシック" w:hAnsi="游ゴシック"/>
+          <w:b/>
+          <w:bCs/>
+          <w:color w:val="2B2B2B"/>
+          <w:sz w:val="18"/>
+          <w:szCs w:val="18"/>
+        </w:rPr>
+        <w:t xml:space="preserve">味の与平（舩坂酒造店）</w:t>
+      </w:r>
+    </w:p>
+    <w:p>
+      <w:pPr>
+        <w:spacing w:after="30" w:before="0" w:line="288"/>
+        <w:ind w:left="240"/>
+      </w:pPr>
+      <w:r>
+        <w:rPr>
+          <w:rFonts w:ascii="游ゴシック" w:cs="游ゴシック" w:eastAsia="游ゴシック" w:hAnsi="游ゴシック"/>
+          <w:color w:val="5A5249"/>
+          <w:sz w:val="17"/>
+          <w:szCs w:val="17"/>
+        </w:rPr>
+        <w:t xml:space="preserve">・午餐 11:00–14:30（L.O. 14:00）／不定休</w:t>
+      </w:r>
+    </w:p>
+    <w:p>
+      <w:pPr>
+        <w:spacing w:after="30" w:before="0" w:line="288"/>
+        <w:ind w:left="240"/>
+      </w:pPr>
+      <w:r>
+        <w:rPr>
+          <w:rFonts w:ascii="游ゴシック" w:cs="游ゴシック" w:eastAsia="游ゴシック" w:hAnsi="游ゴシック"/>
+          <w:color w:val="5A5249"/>
+          <w:sz w:val="17"/>
+          <w:szCs w:val="17"/>
+        </w:rPr>
+        <w:t xml:space="preserve">・不定休，官網不會預告，出發前查一下當天有沒有開。</w:t>
+      </w:r>
+    </w:p>
+    <w:p>
+      <w:pPr>
+        <w:spacing w:after="30" w:before="0" w:line="288"/>
+        <w:ind w:left="240"/>
+      </w:pPr>
+      <w:r>
+        <w:rPr>
+          <w:rFonts w:ascii="游ゴシック" w:cs="游ゴシック" w:eastAsia="游ゴシック" w:hAnsi="游ゴシック"/>
+          <w:color w:val="5A5249"/>
+          <w:sz w:val="17"/>
+          <w:szCs w:val="17"/>
+        </w:rPr>
+        <w:t xml:space="preserve">・ヒトサラ 可以線上預約，怕排隊的話先訂最保險。排太長的備案是路邊攤（みだらしだんご、飛騨牛にぎり）。</w:t>
       </w:r>
     </w:p>
     <w:p>
@@ -17320,7 +17512,7 @@
           <w:sz w:val="19"/>
           <w:szCs w:val="19"/>
         </w:rPr>
-        <w:t xml:space="preserve">☐　確認 9/24 午餐、25 晚餐、27 晚餐、28 早餐</w:t>
+        <w:t xml:space="preserve">☐　確認味の与平 9/24 有無公休（不定休），要訂位就先訂</w:t>
       </w:r>
     </w:p>
     <w:p>

--- a/日本行程表-2026.09.23-29.docx
+++ b/日本行程表-2026.09.23-29.docx
@@ -9455,7 +9455,9 @@
             <w:r>
               <w:rPr>
                 <w:rFonts w:ascii="游ゴシック" w:cs="游ゴシック" w:eastAsia="游ゴシック" w:hAnsi="游ゴシック"/>
-                <w:color w:val="2B2B2B"/>
+                <w:b/>
+                <w:bCs/>
+                <w:color w:val="A84836"/>
                 <w:sz w:val="18"/>
                 <w:szCs w:val="18"/>
               </w:rPr>
@@ -9487,11 +9489,11 @@
             <w:r>
               <w:rPr>
                 <w:rFonts w:ascii="游ゴシック" w:cs="游ゴシック" w:eastAsia="游ゴシック" w:hAnsi="游ゴシック"/>
-                <w:color w:val="5A5249"/>
-                <w:sz w:val="18"/>
-                <w:szCs w:val="18"/>
-              </w:rPr>
-              <w:t xml:space="preserve">○</w:t>
+                <w:color w:val="A84836"/>
+                <w:sz w:val="18"/>
+                <w:szCs w:val="18"/>
+              </w:rPr>
+              <w:t xml:space="preserve">★</w:t>
             </w:r>
           </w:p>
         </w:tc>
@@ -9518,11 +9520,13 @@
             <w:r>
               <w:rPr>
                 <w:rFonts w:ascii="游ゴシック" w:cs="游ゴシック" w:eastAsia="游ゴシック" w:hAnsi="游ゴシック"/>
-                <w:color w:val="2B2B2B"/>
-                <w:sz w:val="18"/>
-                <w:szCs w:val="18"/>
-              </w:rPr>
-              <w:t xml:space="preserve">下北澤 午餐＋逛街</w:t>
+                <w:b/>
+                <w:bCs/>
+                <w:color w:val="2B2B2B"/>
+                <w:sz w:val="18"/>
+                <w:szCs w:val="18"/>
+              </w:rPr>
+              <w:t xml:space="preserve">DIALOGUE 午餐（法式小館）</w:t>
             </w:r>
           </w:p>
         </w:tc>
@@ -9553,7 +9557,134 @@
                 <w:sz w:val="16"/>
                 <w:szCs w:val="16"/>
               </w:rPr>
-              <w:t xml:space="preserve">12:30–15:00</w:t>
+              <w:t xml:space="preserve">中央口徒步 7 分。週日中午建議先訂位</w:t>
+            </w:r>
+          </w:p>
+        </w:tc>
+      </w:tr>
+      <w:tr>
+        <w:tc>
+          <w:tcPr>
+            <w:tcW w:type="dxa" w:w="1100"/>
+            <w:tcBorders>
+              <w:top w:val="single" w:color="E4DBCB" w:sz="4"/>
+              <w:left w:val="single" w:color="E4DBCB" w:sz="4"/>
+              <w:bottom w:val="single" w:color="E4DBCB" w:sz="4"/>
+              <w:right w:val="single" w:color="E4DBCB" w:sz="4"/>
+            </w:tcBorders>
+            <w:tcMar>
+              <w:top w:type="dxa" w:w="70"/>
+              <w:left w:type="dxa" w:w="110"/>
+              <w:bottom w:type="dxa" w:w="70"/>
+              <w:right w:type="dxa" w:w="110"/>
+            </w:tcMar>
+          </w:tcPr>
+          <w:p>
+            <w:pPr>
+              <w:spacing w:after="0" w:line="276"/>
+            </w:pPr>
+            <w:r>
+              <w:rPr>
+                <w:rFonts w:ascii="游ゴシック" w:cs="游ゴシック" w:eastAsia="游ゴシック" w:hAnsi="游ゴシック"/>
+                <w:color w:val="2B2B2B"/>
+                <w:sz w:val="18"/>
+                <w:szCs w:val="18"/>
+              </w:rPr>
+              <w:t xml:space="preserve">13:45</w:t>
+            </w:r>
+          </w:p>
+        </w:tc>
+        <w:tc>
+          <w:tcPr>
+            <w:tcW w:type="dxa" w:w="620"/>
+            <w:tcBorders>
+              <w:top w:val="single" w:color="E4DBCB" w:sz="4"/>
+              <w:left w:val="single" w:color="E4DBCB" w:sz="4"/>
+              <w:bottom w:val="single" w:color="E4DBCB" w:sz="4"/>
+              <w:right w:val="single" w:color="E4DBCB" w:sz="4"/>
+            </w:tcBorders>
+            <w:tcMar>
+              <w:top w:type="dxa" w:w="70"/>
+              <w:left w:type="dxa" w:w="110"/>
+              <w:bottom w:type="dxa" w:w="70"/>
+              <w:right w:type="dxa" w:w="110"/>
+            </w:tcMar>
+          </w:tcPr>
+          <w:p>
+            <w:pPr>
+              <w:spacing w:after="0" w:line="276"/>
+              <w:jc w:val="center"/>
+            </w:pPr>
+            <w:r>
+              <w:rPr>
+                <w:rFonts w:ascii="游ゴシック" w:cs="游ゴシック" w:eastAsia="游ゴシック" w:hAnsi="游ゴシック"/>
+                <w:color w:val="5A5249"/>
+                <w:sz w:val="18"/>
+                <w:szCs w:val="18"/>
+              </w:rPr>
+              <w:t xml:space="preserve">○</w:t>
+            </w:r>
+          </w:p>
+        </w:tc>
+        <w:tc>
+          <w:tcPr>
+            <w:tcW w:type="dxa" w:w="4400"/>
+            <w:tcBorders>
+              <w:top w:val="single" w:color="E4DBCB" w:sz="4"/>
+              <w:left w:val="single" w:color="E4DBCB" w:sz="4"/>
+              <w:bottom w:val="single" w:color="E4DBCB" w:sz="4"/>
+              <w:right w:val="single" w:color="E4DBCB" w:sz="4"/>
+            </w:tcBorders>
+            <w:tcMar>
+              <w:top w:type="dxa" w:w="70"/>
+              <w:left w:type="dxa" w:w="110"/>
+              <w:bottom w:type="dxa" w:w="70"/>
+              <w:right w:type="dxa" w:w="110"/>
+            </w:tcMar>
+          </w:tcPr>
+          <w:p>
+            <w:pPr>
+              <w:spacing w:after="0" w:line="276"/>
+            </w:pPr>
+            <w:r>
+              <w:rPr>
+                <w:rFonts w:ascii="游ゴシック" w:cs="游ゴシック" w:eastAsia="游ゴシック" w:hAnsi="游ゴシック"/>
+                <w:color w:val="2B2B2B"/>
+                <w:sz w:val="18"/>
+                <w:szCs w:val="18"/>
+              </w:rPr>
+              <w:t xml:space="preserve">下北澤 逛街</w:t>
+            </w:r>
+          </w:p>
+        </w:tc>
+        <w:tc>
+          <w:tcPr>
+            <w:tcW w:type="dxa" w:w="2906"/>
+            <w:tcBorders>
+              <w:top w:val="single" w:color="E4DBCB" w:sz="4"/>
+              <w:left w:val="single" w:color="E4DBCB" w:sz="4"/>
+              <w:bottom w:val="single" w:color="E4DBCB" w:sz="4"/>
+              <w:right w:val="single" w:color="E4DBCB" w:sz="4"/>
+            </w:tcBorders>
+            <w:tcMar>
+              <w:top w:type="dxa" w:w="70"/>
+              <w:left w:type="dxa" w:w="110"/>
+              <w:bottom w:type="dxa" w:w="70"/>
+              <w:right w:type="dxa" w:w="110"/>
+            </w:tcMar>
+          </w:tcPr>
+          <w:p>
+            <w:pPr>
+              <w:spacing w:after="0" w:line="264"/>
+            </w:pPr>
+            <w:r>
+              <w:rPr>
+                <w:rFonts w:ascii="游ゴシック" w:cs="游ゴシック" w:eastAsia="游ゴシック" w:hAnsi="游ゴシック"/>
+                <w:color w:val="5A5249"/>
+                <w:sz w:val="16"/>
+                <w:szCs w:val="16"/>
+              </w:rPr>
+              <w:t xml:space="preserve">～15:00。古著店密度全東京最高</w:t>
             </w:r>
           </w:p>
         </w:tc>
@@ -10656,6 +10787,67 @@
           <w:szCs w:val="17"/>
         </w:rPr>
         <w:t xml:space="preserve">・11:35–12:10</w:t>
+      </w:r>
+    </w:p>
+    <w:p>
+      <w:pPr>
+        <w:spacing w:after="40" w:before="0" w:line="288"/>
+      </w:pPr>
+      <w:r>
+        <w:rPr>
+          <w:rFonts w:ascii="游ゴシック" w:cs="游ゴシック" w:eastAsia="游ゴシック" w:hAnsi="游ゴシック"/>
+          <w:b/>
+          <w:bCs/>
+          <w:color w:val="2B2B2B"/>
+          <w:sz w:val="18"/>
+          <w:szCs w:val="18"/>
+        </w:rPr>
+        <w:t xml:space="preserve">DIALOGUE（ディアログ）</w:t>
+      </w:r>
+    </w:p>
+    <w:p>
+      <w:pPr>
+        <w:spacing w:after="30" w:before="0" w:line="288"/>
+        <w:ind w:left="240"/>
+      </w:pPr>
+      <w:r>
+        <w:rPr>
+          <w:rFonts w:ascii="游ゴシック" w:cs="游ゴシック" w:eastAsia="游ゴシック" w:hAnsi="游ゴシック"/>
+          <w:color w:val="5A5249"/>
+          <w:sz w:val="17"/>
+          <w:szCs w:val="17"/>
+        </w:rPr>
+        <w:t xml:space="preserve">・午餐 12:00–15:00（L.O. 14:00）／週二公休</w:t>
+      </w:r>
+    </w:p>
+    <w:p>
+      <w:pPr>
+        <w:spacing w:after="30" w:before="0" w:line="288"/>
+        <w:ind w:left="240"/>
+      </w:pPr>
+      <w:r>
+        <w:rPr>
+          <w:rFonts w:ascii="游ゴシック" w:cs="游ゴシック" w:eastAsia="游ゴシック" w:hAnsi="游ゴシック"/>
+          <w:color w:val="5A5249"/>
+          <w:sz w:val="17"/>
+          <w:szCs w:val="17"/>
+        </w:rPr>
+        <w:t xml:space="preserve">・週二公休（另有不定休），週日照常營業。</w:t>
+      </w:r>
+    </w:p>
+    <w:p>
+      <w:pPr>
+        <w:spacing w:after="30" w:before="0" w:line="288"/>
+        <w:ind w:left="240"/>
+      </w:pPr>
+      <w:r>
+        <w:rPr>
+          <w:rFonts w:ascii="游ゴシック" w:cs="游ゴシック" w:eastAsia="游ゴシック" w:hAnsi="游ゴシック"/>
+          <w:color w:val="5A5249"/>
+          <w:sz w:val="17"/>
+          <w:szCs w:val="17"/>
+        </w:rPr>
+        <w:t xml:space="preserve">・在北沢 3 丁目，下北沢駅中央口徒步 7 分——比車站周邊的店遠一點，來回多花 15 分鐘逛街時間。一休可以線上訂位，週日中午建議先訂，訂了就不用賭排隊。</w:t>
       </w:r>
     </w:p>
     <w:p>
@@ -17513,6 +17705,20 @@
           <w:szCs w:val="19"/>
         </w:rPr>
         <w:t xml:space="preserve">☐　確認味の与平 9/24 有無公休（不定休），要訂位就先訂</w:t>
+      </w:r>
+    </w:p>
+    <w:p>
+      <w:pPr>
+        <w:spacing w:after="60" w:before="0" w:line="288"/>
+      </w:pPr>
+      <w:r>
+        <w:rPr>
+          <w:rFonts w:ascii="游ゴシック" w:cs="游ゴシック" w:eastAsia="游ゴシック" w:hAnsi="游ゴシック"/>
+          <w:color w:val="2B2B2B"/>
+          <w:sz w:val="19"/>
+          <w:szCs w:val="19"/>
+        </w:rPr>
+        <w:t xml:space="preserve">☐　下北澤 DIALOGUE 9/27 週日中午訂位</w:t>
       </w:r>
     </w:p>
     <w:p>

--- a/日本行程表-2026.09.23-29.docx
+++ b/日本行程表-2026.09.23-29.docx
@@ -5811,7 +5811,7 @@
                 <w:sz w:val="16"/>
                 <w:szCs w:val="16"/>
               </w:rPr>
-              <w:t xml:space="preserve">Tower Records 東館 6F、SABON 東館 B1F</w:t>
+              <w:t xml:space="preserve">～19:00。物販 20:00 打烊，要買的先買。Tower Records 東館 6F、SABON 東館 B1F</w:t>
             </w:r>
           </w:p>
         </w:tc>
@@ -5840,11 +5840,13 @@
             <w:r>
               <w:rPr>
                 <w:rFonts w:ascii="游ゴシック" w:cs="游ゴシック" w:eastAsia="游ゴシック" w:hAnsi="游ゴシック"/>
-                <w:color w:val="2B2B2B"/>
-                <w:sz w:val="18"/>
-                <w:szCs w:val="18"/>
-              </w:rPr>
-              <w:t xml:space="preserve">18:30</w:t>
+                <w:b/>
+                <w:bCs/>
+                <w:color w:val="A84836"/>
+                <w:sz w:val="18"/>
+                <w:szCs w:val="18"/>
+              </w:rPr>
+              <w:t xml:space="preserve">19:00</w:t>
             </w:r>
           </w:p>
         </w:tc>
@@ -5872,11 +5874,11 @@
             <w:r>
               <w:rPr>
                 <w:rFonts w:ascii="游ゴシック" w:cs="游ゴシック" w:eastAsia="游ゴシック" w:hAnsi="游ゴシック"/>
-                <w:color w:val="5A5249"/>
-                <w:sz w:val="18"/>
-                <w:szCs w:val="18"/>
-              </w:rPr>
-              <w:t xml:space="preserve">○</w:t>
+                <w:color w:val="A84836"/>
+                <w:sz w:val="18"/>
+                <w:szCs w:val="18"/>
+              </w:rPr>
+              <w:t xml:space="preserve">★</w:t>
             </w:r>
           </w:p>
         </w:tc>
@@ -5903,6 +5905,8 @@
             <w:r>
               <w:rPr>
                 <w:rFonts w:ascii="游ゴシック" w:cs="游ゴシック" w:eastAsia="游ゴシック" w:hAnsi="游ゴシック"/>
+                <w:b/>
+                <w:bCs/>
                 <w:color w:val="2B2B2B"/>
                 <w:sz w:val="18"/>
                 <w:szCs w:val="18"/>
@@ -5938,7 +5942,7 @@
                 <w:sz w:val="16"/>
                 <w:szCs w:val="16"/>
               </w:rPr>
-              <w:t xml:space="preserve">～19:40。PARCO 西館 7F，逛完直接上樓</w:t>
+              <w:t xml:space="preserve">～20:15。PARCO 西館 7F，逛完直接上樓。L.O. 20:30</w:t>
             </w:r>
           </w:p>
         </w:tc>
@@ -5971,7 +5975,7 @@
                 <w:sz w:val="18"/>
                 <w:szCs w:val="18"/>
               </w:rPr>
-              <w:t xml:space="preserve">21:20</w:t>
+              <w:t xml:space="preserve">20:30</w:t>
             </w:r>
           </w:p>
         </w:tc>
@@ -6424,7 +6428,22 @@
           <w:sz w:val="17"/>
           <w:szCs w:val="17"/>
         </w:rPr>
-        <w:t xml:space="preserve">・約 21:00 打烊</w:t>
+        <w:t xml:space="preserve">・物販 10:00–20:00／餐廳 11:00–21:30</w:t>
+      </w:r>
+    </w:p>
+    <w:p>
+      <w:pPr>
+        <w:spacing w:after="30" w:before="0" w:line="288"/>
+        <w:ind w:left="240"/>
+      </w:pPr>
+      <w:r>
+        <w:rPr>
+          <w:rFonts w:ascii="游ゴシック" w:cs="游ゴシック" w:eastAsia="游ゴシック" w:hAnsi="游ゴシック"/>
+          <w:color w:val="5A5249"/>
+          <w:sz w:val="17"/>
+          <w:szCs w:val="17"/>
+        </w:rPr>
+        <w:t xml:space="preserve">・PARCO 的物販樓層 20:00 就打烊，只有餐廳撐到 21:30——要買東西別拖到晚餐後。</w:t>
       </w:r>
     </w:p>
     <w:p>
@@ -6455,7 +6474,7 @@
           <w:sz w:val="17"/>
           <w:szCs w:val="17"/>
         </w:rPr>
-        <w:t xml:space="preserve">・11:00–22:00（L.O. 21:00，另有資料寫 21:30 打烊）</w:t>
+        <w:t xml:space="preserve">・11:00–21:30（L.O. 20:30）</w:t>
       </w:r>
     </w:p>
     <w:p>

--- a/日本行程表-2026.09.23-29.docx
+++ b/日本行程表-2026.09.23-29.docx
@@ -4055,7 +4055,7 @@
           <w:sz w:val="17"/>
           <w:szCs w:val="17"/>
         </w:rPr>
-        <w:t xml:space="preserve">・已訂位 19:00</w:t>
+        <w:t xml:space="preserve">・11:00–22:00（L.O. 21:00）｜不定休</w:t>
       </w:r>
     </w:p>
     <w:p>
@@ -6119,7 +6119,22 @@
           <w:sz w:val="17"/>
           <w:szCs w:val="17"/>
         </w:rPr>
-        <w:t xml:space="preserve">・早餐 08:25–09:10</w:t>
+        <w:t xml:space="preserve">・7:15–17:00｜無休</w:t>
+      </w:r>
+    </w:p>
+    <w:p>
+      <w:pPr>
+        <w:spacing w:after="30" w:before="0" w:line="288"/>
+        <w:ind w:left="240"/>
+      </w:pPr>
+      <w:r>
+        <w:rPr>
+          <w:rFonts w:ascii="游ゴシック" w:cs="游ゴシック" w:eastAsia="游ゴシック" w:hAnsi="游ゴシック"/>
+          <w:color w:val="5A5249"/>
+          <w:sz w:val="17"/>
+          <w:szCs w:val="17"/>
+        </w:rPr>
+        <w:t xml:space="preserve">・官網地址是中村区名駅南 1-10-9，在車站南側，跟飯店所在的椿町隔著站體——不是原本寫的「太閤通口周邊步行 5–8 分」。出發前用地圖抓一次實際時間。</w:t>
       </w:r>
     </w:p>
     <w:p>
@@ -6258,7 +6273,7 @@
           <w:sz w:val="17"/>
           <w:szCs w:val="17"/>
         </w:rPr>
-        <w:t xml:space="preserve">・午餐 13:00–13:50</w:t>
+        <w:t xml:space="preserve">・11:30–23:00（料理 L.O. 22:00）｜無休</w:t>
       </w:r>
     </w:p>
     <w:p>
@@ -6320,7 +6335,22 @@
           <w:sz w:val="17"/>
           <w:szCs w:val="17"/>
         </w:rPr>
-        <w:t xml:space="preserve">・11:00–19:00</w:t>
+        <w:t xml:space="preserve">・11:00–19:00（L.O. 18:30）｜木曜定休（9/25 週五營業）</w:t>
+      </w:r>
+    </w:p>
+    <w:p>
+      <w:pPr>
+        <w:spacing w:after="30" w:before="0" w:line="288"/>
+        <w:ind w:left="240"/>
+      </w:pPr>
+      <w:r>
+        <w:rPr>
+          <w:rFonts w:ascii="游ゴシック" w:cs="游ゴシック" w:eastAsia="游ゴシック" w:hAnsi="游ゴシック"/>
+          <w:color w:val="5A5249"/>
+          <w:sz w:val="17"/>
+          <w:szCs w:val="17"/>
+        </w:rPr>
+        <w:t xml:space="preserve">・11:00–19:00。店內用要當天 10:30 起現場登記、不收電話預約，只有 10 席，中午前通常就滿。直接走外帶窗口買モンブランソフト邊逛邊吃最實際，外帶一樣看得到現場擠栗子泥。</w:t>
       </w:r>
     </w:p>
     <w:p>
@@ -8507,7 +8537,7 @@
           <w:sz w:val="17"/>
           <w:szCs w:val="17"/>
         </w:rPr>
-        <w:t xml:space="preserve">・整理券約 10:00–10:30 開始發</w:t>
+        <w:t xml:space="preserve">・11:30–14:00（L.O.）／16:30–20:30（L.O.）｜定休 水曜・第2・第4木曜（9/26 週六營業）</w:t>
       </w:r>
     </w:p>
     <w:p>
@@ -8523,6 +8553,36 @@
           <w:szCs w:val="17"/>
         </w:rPr>
         <w:t xml:space="preserve">・不收電話訂位，只能現場登記。整理券約 10:00–10:30 開始發，忙的日子會提前。有人 9:40 到時前面已經好幾組，週六＋亞運再提前一點比較安全。</w:t>
+      </w:r>
+    </w:p>
+    <w:p>
+      <w:pPr>
+        <w:spacing w:after="30" w:before="0" w:line="288"/>
+        <w:ind w:left="240"/>
+      </w:pPr>
+      <w:r>
+        <w:rPr>
+          <w:rFonts w:ascii="游ゴシック" w:cs="游ゴシック" w:eastAsia="游ゴシック" w:hAnsi="游ゴシック"/>
+          <w:color w:val="5A5249"/>
+          <w:sz w:val="17"/>
+          <w:szCs w:val="17"/>
+        </w:rPr>
+        <w:t xml:space="preserve">・備案：整理券若排到 13:00 以後，改去神宮店（午餐 L.O. 14:30、火曜與第2・第4月曜公休，9/26 也有開）或改買外帶。</w:t>
+      </w:r>
+    </w:p>
+    <w:p>
+      <w:pPr>
+        <w:spacing w:after="30" w:before="0" w:line="288"/>
+        <w:ind w:left="240"/>
+      </w:pPr>
+      <w:r>
+        <w:rPr>
+          <w:rFonts w:ascii="游ゴシック" w:cs="游ゴシック" w:eastAsia="游ゴシック" w:hAnsi="游ゴシック"/>
+          <w:color w:val="5A5249"/>
+          <w:sz w:val="17"/>
+          <w:szCs w:val="17"/>
+        </w:rPr>
+        <w:t xml:space="preserve">・本店午餐 L.O. 14:00，混雜時會提早收單。</w:t>
       </w:r>
     </w:p>
     <w:p>
@@ -10928,7 +10988,7 @@
           <w:sz w:val="17"/>
           <w:szCs w:val="17"/>
         </w:rPr>
-        <w:t xml:space="preserve">・進場前順路</w:t>
+        <w:t xml:space="preserve">・10:00–翌 05:00｜年中無休</w:t>
       </w:r>
     </w:p>
     <w:p>
@@ -10943,7 +11003,22 @@
           <w:sz w:val="17"/>
           <w:szCs w:val="17"/>
         </w:rPr>
-        <w:t xml:space="preserve">・蒲田駅西口站前，離會場徒步 2 分。排在進場前買，剛好在場外吃掉——場內能不能飲食要看主辦方的注意事項。</w:t>
+        <w:t xml:space="preserve">・在 JR 蒲田駅**東口**、幾乎站體直結；會場在**西口**，兩邊相反，中間要穿過車站約 5 分。</w:t>
+      </w:r>
+    </w:p>
+    <w:p>
+      <w:pPr>
+        <w:spacing w:after="30" w:before="0" w:line="288"/>
+        <w:ind w:left="240"/>
+      </w:pPr>
+      <w:r>
+        <w:rPr>
+          <w:rFonts w:ascii="游ゴシック" w:cs="游ゴシック" w:eastAsia="游ゴシック" w:hAnsi="游ゴシック"/>
+          <w:color w:val="5A5249"/>
+          <w:sz w:val="17"/>
+          <w:szCs w:val="17"/>
+        </w:rPr>
+        <w:t xml:space="preserve">・場內能不能飲食要看主辦方的注意事項，所以排在進場前。</w:t>
       </w:r>
     </w:p>
     <w:p>
@@ -14336,7 +14411,22 @@
           <w:sz w:val="17"/>
           <w:szCs w:val="17"/>
         </w:rPr>
-        <w:t xml:space="preserve">・10:30 開店，午市到 14:45</w:t>
+        <w:t xml:space="preserve">・週一～四 11:00–15:00／17:30–21:15｜不定休</w:t>
+      </w:r>
+    </w:p>
+    <w:p>
+      <w:pPr>
+        <w:spacing w:after="30" w:before="0" w:line="288"/>
+        <w:ind w:left="240"/>
+      </w:pPr>
+      <w:r>
+        <w:rPr>
+          <w:rFonts w:ascii="游ゴシック" w:cs="游ゴシック" w:eastAsia="游ゴシック" w:hAnsi="游ゴシック"/>
+          <w:color w:val="5A5249"/>
+          <w:sz w:val="17"/>
+          <w:szCs w:val="17"/>
+        </w:rPr>
+        <w:t xml:space="preserve">・9/28 是週一，有平日限定的 ¥880 午餐與白飯免費加大。不定休，出發前確認當天有無休息。</w:t>
       </w:r>
     </w:p>
     <w:p>
@@ -14629,7 +14719,37 @@
           <w:sz w:val="17"/>
           <w:szCs w:val="17"/>
         </w:rPr>
-        <w:t xml:space="preserve">・晚餐 17:00–22:00（L.O. 21:00）</w:t>
+        <w:t xml:space="preserve">・11:00–15:00／17:00–22:00（料理 L.O. 21:00）｜全年無休</w:t>
+      </w:r>
+    </w:p>
+    <w:p>
+      <w:pPr>
+        <w:spacing w:after="30" w:before="0" w:line="288"/>
+        <w:ind w:left="240"/>
+      </w:pPr>
+      <w:r>
+        <w:rPr>
+          <w:rFonts w:ascii="游ゴシック" w:cs="游ゴシック" w:eastAsia="游ゴシック" w:hAnsi="游ゴシック"/>
+          <w:color w:val="5A5249"/>
+          <w:sz w:val="17"/>
+          <w:szCs w:val="17"/>
+        </w:rPr>
+        <w:t xml:space="preserve">・桜木町駅北改札直結，徒步 1 分。想要夜景座位最好先訂（045-323-9081）。官網訂位頁 9/28 顯示可直接預約。</w:t>
+      </w:r>
+    </w:p>
+    <w:p>
+      <w:pPr>
+        <w:spacing w:after="30" w:before="0" w:line="288"/>
+        <w:ind w:left="240"/>
+      </w:pPr>
+      <w:r>
+        <w:rPr>
+          <w:rFonts w:ascii="游ゴシック" w:cs="游ゴシック" w:eastAsia="游ゴシック" w:hAnsi="游ゴシック"/>
+          <w:color w:val="5A5249"/>
+          <w:sz w:val="17"/>
+          <w:szCs w:val="17"/>
+        </w:rPr>
+        <w:t xml:space="preserve">・只訂座位的話，當天 10:00 之後取消每人收 ¥3,000。</w:t>
       </w:r>
     </w:p>
     <w:p>
@@ -17419,7 +17539,22 @@
           <w:sz w:val="17"/>
           <w:szCs w:val="17"/>
         </w:rPr>
-        <w:t xml:space="preserve">・11:00–19:00</w:t>
+        <w:t xml:space="preserve">・11:00–19:00｜不定休</w:t>
+      </w:r>
+    </w:p>
+    <w:p>
+      <w:pPr>
+        <w:spacing w:after="30" w:before="0" w:line="288"/>
+        <w:ind w:left="240"/>
+      </w:pPr>
+      <w:r>
+        <w:rPr>
+          <w:rFonts w:ascii="游ゴシック" w:cs="游ゴシック" w:eastAsia="游ゴシック" w:hAnsi="游ゴシック"/>
+          <w:color w:val="5A5249"/>
+          <w:sz w:val="17"/>
+          <w:szCs w:val="17"/>
+        </w:rPr>
+        <w:t xml:space="preserve">・11:00–19:00。專賣北海道起司，霜淇淋奶味很濃。店內和店門口都不能吃，要走開一點。</w:t>
       </w:r>
     </w:p>
     <w:p>
